--- a/src/Tests/Inputs/menus/08/input.docx
+++ b/src/Tests/Inputs/menus/08/input.docx
@@ -1,6 +1,6 @@
 
 <file path=word/document.xml><?xml version="1.0" encoding="utf-8"?>
-<w:document xmlns:wpc="http://schemas.microsoft.com/office/word/2010/wordprocessingCanvas" xmlns:cx="http://schemas.microsoft.com/office/drawing/2014/chartex" xmlns:cx1="http://schemas.microsoft.com/office/drawing/2015/9/8/chartex" xmlns:cx2="http://schemas.microsoft.com/office/drawing/2015/10/21/chartex" xmlns:cx3="http://schemas.microsoft.com/office/drawing/2016/5/9/chartex" xmlns:cx4="http://schemas.microsoft.com/office/drawing/2016/5/10/chartex" xmlns:cx5="http://schemas.microsoft.com/office/drawing/2016/5/11/chartex" xmlns:cx6="http://schemas.microsoft.com/office/drawing/2016/5/12/chartex" xmlns:cx7="http://schemas.microsoft.com/office/drawing/2016/5/13/chartex" xmlns:cx8="http://schemas.microsoft.com/office/drawing/2016/5/14/chartex" xmlns:mc="http://schemas.openxmlformats.org/markup-compatibility/2006" xmlns:aink="http://schemas.microsoft.com/office/drawing/2016/ink" xmlns:am3d="http://schemas.microsoft.com/office/drawing/2017/model3d" xmlns:o="urn:schemas-microsoft-com:office:office" xmlns:r="http://schemas.openxmlformats.org/officeDocument/2006/relationships" xmlns:m="http://schemas.openxmlformats.org/officeDocument/2006/math" xmlns:v="urn:schemas-microsoft-com:vml" xmlns:wp14="http://schemas.microsoft.com/office/word/2010/wordprocessingDrawing" xmlns:wp="http://schemas.openxmlformats.org/drawingml/2006/wordprocessingDrawing" xmlns:w10="urn:schemas-microsoft-com:office:word" xmlns:w="http://schemas.openxmlformats.org/wordprocessingml/2006/main" xmlns:w14="http://schemas.microsoft.com/office/word/2010/wordml" xmlns:w15="http://schemas.microsoft.com/office/word/2012/wordml" xmlns:w16cid="http://schemas.microsoft.com/office/word/2016/wordml/cid" xmlns:w16se="http://schemas.microsoft.com/office/word/2015/wordml/symex" xmlns:wpg="http://schemas.microsoft.com/office/word/2010/wordprocessingGroup" xmlns:wpi="http://schemas.microsoft.com/office/word/2010/wordprocessingInk" xmlns:wne="http://schemas.microsoft.com/office/word/2006/wordml" xmlns:wps="http://schemas.microsoft.com/office/word/2010/wordprocessingShape" mc:Ignorable="w14 w15 w16se w16cid wp14">
+<w:document xmlns:a="http://schemas.openxmlformats.org/drawingml/2006/main" xmlns:adec="http://schemas.microsoft.com/office/drawing/2017/decorative" xmlns:a14="http://schemas.microsoft.com/office/drawing/2010/main" xmlns:wpc="http://schemas.microsoft.com/office/word/2010/wordprocessingCanvas" xmlns:cx="http://schemas.microsoft.com/office/drawing/2014/chartex" xmlns:cx1="http://schemas.microsoft.com/office/drawing/2015/9/8/chartex" xmlns:cx2="http://schemas.microsoft.com/office/drawing/2015/10/21/chartex" xmlns:cx3="http://schemas.microsoft.com/office/drawing/2016/5/9/chartex" xmlns:cx4="http://schemas.microsoft.com/office/drawing/2016/5/10/chartex" xmlns:cx5="http://schemas.microsoft.com/office/drawing/2016/5/11/chartex" xmlns:cx6="http://schemas.microsoft.com/office/drawing/2016/5/12/chartex" xmlns:cx7="http://schemas.microsoft.com/office/drawing/2016/5/13/chartex" xmlns:cx8="http://schemas.microsoft.com/office/drawing/2016/5/14/chartex" xmlns:mc="http://schemas.openxmlformats.org/markup-compatibility/2006" xmlns:aink="http://schemas.microsoft.com/office/drawing/2016/ink" xmlns:am3d="http://schemas.microsoft.com/office/drawing/2017/model3d" xmlns:o="urn:schemas-microsoft-com:office:office" xmlns:r="http://schemas.openxmlformats.org/officeDocument/2006/relationships" xmlns:m="http://schemas.openxmlformats.org/officeDocument/2006/math" xmlns:v="urn:schemas-microsoft-com:vml" xmlns:wp14="http://schemas.microsoft.com/office/word/2010/wordprocessingDrawing" xmlns:wp="http://schemas.openxmlformats.org/drawingml/2006/wordprocessingDrawing" xmlns:w10="urn:schemas-microsoft-com:office:word" xmlns:w="http://schemas.openxmlformats.org/wordprocessingml/2006/main" xmlns:w14="http://schemas.microsoft.com/office/word/2010/wordml" xmlns:w15="http://schemas.microsoft.com/office/word/2012/wordml" xmlns:w16cid="http://schemas.microsoft.com/office/word/2016/wordml/cid" xmlns:w16se="http://schemas.microsoft.com/office/word/2015/wordml/symex" xmlns:wpg="http://schemas.microsoft.com/office/word/2010/wordprocessingGroup" xmlns:wpi="http://schemas.microsoft.com/office/word/2010/wordprocessingInk" xmlns:wne="http://schemas.microsoft.com/office/word/2006/wordml" xmlns:wps="http://schemas.microsoft.com/office/word/2010/wordprocessingShape" mc:Ignorable="w14 w15 w16se w16cid wp14">
   <w:body>
     <w:p>
       <w:r>
@@ -10,7 +10,7 @@
         <mc:AlternateContent>
           <mc:Choice Requires="wps">
             <w:drawing>
-              <wp:anchor distT="0" distB="0" distL="114300" distR="114300" simplePos="0" relativeHeight="251659264" behindDoc="1" locked="0" layoutInCell="1" allowOverlap="1" wp14:anchorId="7F5F91B3" wp14:editId="0A000B50">
+              <wp:anchor distT="0" distB="0" distL="114300" distR="114300" simplePos="0" relativeHeight="251659264" behindDoc="1" locked="0" layoutInCell="1" allowOverlap="1" wp14:editId="0A000B50" wp14:anchorId="7F5F91B3">
                 <wp:simplePos x="0" y="0"/>
                 <wp:positionH relativeFrom="column">
                   <wp:posOffset>-457200</wp:posOffset>
@@ -91,8 +91,8 @@
           </mc:Choice>
           <mc:Fallback>
             <w:pict>
-              <v:rect w14:anchorId="5DD659C2" id="Rectangle 2" o:spid="_x0000_s1026" style="position:absolute;margin-left:-36pt;margin-top:0;width:790.5pt;height:610.5pt;z-index:-251657216;visibility:visible;mso-wrap-style:square;mso-width-percent:1000;mso-height-percent:1000;mso-wrap-distance-left:9pt;mso-wrap-distance-top:0;mso-wrap-distance-right:9pt;mso-wrap-distance-bottom:0;mso-position-horizontal:absolute;mso-position-horizontal-relative:text;mso-position-vertical:absolute;mso-position-vertical-relative:text;mso-width-percent:1000;mso-height-percent:1000;mso-width-relative:page;mso-height-relative:page;v-text-anchor:middle" o:gfxdata="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" strokecolor="#1f3763 [1604]" strokeweight="1pt">
-                <v:fill r:id="rId8" o:title="" recolor="t" rotate="t" type="frame"/>
+              <v:rect id="Rectangle 2" style="position:absolute;margin-left:-36pt;margin-top:0;width:790.5pt;height:610.5pt;z-index:-251657216;visibility:visible;mso-wrap-style:square;mso-width-percent:1000;mso-height-percent:1000;mso-wrap-distance-left:9pt;mso-wrap-distance-top:0;mso-wrap-distance-right:9pt;mso-wrap-distance-bottom:0;mso-position-horizontal:absolute;mso-position-horizontal-relative:text;mso-position-vertical:absolute;mso-position-vertical-relative:text;mso-width-percent:1000;mso-height-percent:1000;mso-width-relative:page;mso-height-relative:page;v-text-anchor:middle" o:spid="_x0000_s1026" strokecolor="#1f3763 [1604]" strokeweight="1pt" o:gfxdata="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" w14:anchorId="5DD659C2">
+                <v:fill type="frame" o:title="" recolor="t" rotate="t" r:id="rId8"/>
               </v:rect>
             </w:pict>
           </mc:Fallback>
@@ -136,7 +136,7 @@
             <w:tcW w:w="1643" w:type="pct"/>
             <w:gridSpan w:val="3"/>
             <w:tcBorders>
-              <w:right w:val="single" w:sz="18" w:space="0" w:color="FFFFFF" w:themeColor="background1"/>
+              <w:right w:val="single" w:color="FFFFFF" w:themeColor="background1" w:sz="18" w:space="0"/>
             </w:tcBorders>
             <w:shd w:val="clear" w:color="auto" w:fill="auto"/>
             <w:tcMar>
@@ -173,7 +173,7 @@
           <w:tcPr>
             <w:tcW w:w="690" w:type="pct"/>
             <w:tcBorders>
-              <w:left w:val="single" w:sz="18" w:space="0" w:color="FFFFFF" w:themeColor="background1"/>
+              <w:left w:val="single" w:color="FFFFFF" w:themeColor="background1" w:sz="18" w:space="0"/>
             </w:tcBorders>
             <w:shd w:val="clear" w:color="auto" w:fill="auto"/>
             <w:vAlign w:val="center"/>
@@ -207,7 +207,7 @@
           <w:tcPr>
             <w:tcW w:w="192" w:type="pct"/>
             <w:tcBorders>
-              <w:right w:val="single" w:sz="18" w:space="0" w:color="FFFFFF" w:themeColor="background1"/>
+              <w:right w:val="single" w:color="FFFFFF" w:themeColor="background1" w:sz="18" w:space="0"/>
             </w:tcBorders>
             <w:shd w:val="clear" w:color="auto" w:fill="auto"/>
           </w:tcPr>
@@ -221,7 +221,7 @@
           <w:tcPr>
             <w:tcW w:w="208" w:type="pct"/>
             <w:tcBorders>
-              <w:left w:val="single" w:sz="18" w:space="0" w:color="FFFFFF" w:themeColor="background1"/>
+              <w:left w:val="single" w:color="FFFFFF" w:themeColor="background1" w:sz="18" w:space="0"/>
             </w:tcBorders>
             <w:shd w:val="clear" w:color="auto" w:fill="auto"/>
           </w:tcPr>
@@ -288,7 +288,7 @@
             <w:tcW w:w="192" w:type="pct"/>
             <w:vMerge w:val="restart"/>
             <w:tcBorders>
-              <w:right w:val="single" w:sz="18" w:space="0" w:color="FFFFFF" w:themeColor="background1"/>
+              <w:right w:val="single" w:color="FFFFFF" w:themeColor="background1" w:sz="18" w:space="0"/>
             </w:tcBorders>
             <w:shd w:val="clear" w:color="auto" w:fill="auto"/>
           </w:tcPr>
@@ -299,7 +299,7 @@
             <w:tcW w:w="208" w:type="pct"/>
             <w:vMerge w:val="restart"/>
             <w:tcBorders>
-              <w:left w:val="single" w:sz="18" w:space="0" w:color="FFFFFF" w:themeColor="background1"/>
+              <w:left w:val="single" w:color="FFFFFF" w:themeColor="background1" w:sz="18" w:space="0"/>
             </w:tcBorders>
             <w:shd w:val="clear" w:color="auto" w:fill="auto"/>
           </w:tcPr>
@@ -489,7 +489,7 @@
                 <w:r>
                   <w:t xml:space="preserve">4. </w:t>
                 </w:r>
-                <w:bookmarkStart w:id="0" w:name="_GoBack"/>
+                <w:bookmarkStart w:name="_GoBack" w:id="0"/>
                 <w:bookmarkEnd w:id="0"/>
                 <w:r>
                   <w:t>Press Ctrl+V.</w:t>
@@ -541,7 +541,7 @@
           <w:tcPr>
             <w:tcW w:w="565" w:type="pct"/>
             <w:tcBorders>
-              <w:bottom w:val="single" w:sz="18" w:space="0" w:color="FFFFFF" w:themeColor="background1"/>
+              <w:bottom w:val="single" w:color="FFFFFF" w:themeColor="background1" w:sz="18" w:space="0"/>
             </w:tcBorders>
             <w:shd w:val="clear" w:color="auto" w:fill="auto"/>
             <w:vAlign w:val="center"/>
@@ -570,7 +570,7 @@
             <w:tcW w:w="192" w:type="pct"/>
             <w:vMerge/>
             <w:tcBorders>
-              <w:right w:val="single" w:sz="18" w:space="0" w:color="FFFFFF" w:themeColor="background1"/>
+              <w:right w:val="single" w:color="FFFFFF" w:themeColor="background1" w:sz="18" w:space="0"/>
             </w:tcBorders>
             <w:shd w:val="clear" w:color="auto" w:fill="auto"/>
           </w:tcPr>
@@ -581,7 +581,7 @@
             <w:tcW w:w="208" w:type="pct"/>
             <w:vMerge/>
             <w:tcBorders>
-              <w:left w:val="single" w:sz="18" w:space="0" w:color="FFFFFF" w:themeColor="background1"/>
+              <w:left w:val="single" w:color="FFFFFF" w:themeColor="background1" w:sz="18" w:space="0"/>
             </w:tcBorders>
             <w:shd w:val="clear" w:color="auto" w:fill="auto"/>
           </w:tcPr>
@@ -902,7 +902,7 @@
             <w:tcW w:w="192" w:type="pct"/>
             <w:vMerge/>
             <w:tcBorders>
-              <w:right w:val="single" w:sz="18" w:space="0" w:color="FFFFFF" w:themeColor="background1"/>
+              <w:right w:val="single" w:color="FFFFFF" w:themeColor="background1" w:sz="18" w:space="0"/>
             </w:tcBorders>
             <w:shd w:val="clear" w:color="auto" w:fill="auto"/>
             <w:vAlign w:val="center"/>
@@ -914,7 +914,7 @@
             <w:tcW w:w="208" w:type="pct"/>
             <w:vMerge/>
             <w:tcBorders>
-              <w:left w:val="single" w:sz="18" w:space="0" w:color="FFFFFF" w:themeColor="background1"/>
+              <w:left w:val="single" w:color="FFFFFF" w:themeColor="background1" w:sz="18" w:space="0"/>
             </w:tcBorders>
             <w:shd w:val="clear" w:color="auto" w:fill="auto"/>
           </w:tcPr>

--- a/src/Tests/Inputs/menus/08/input.docx
+++ b/src/Tests/Inputs/menus/08/input.docx
@@ -2568,2244 +2568,6 @@
 </w:styles>
 </file>
 
-<file path=word/glossary/document.xml><?xml version="1.0" encoding="utf-8"?>
-<w:glossaryDocument xmlns:wpc="http://schemas.microsoft.com/office/word/2010/wordprocessingCanvas" xmlns:cx="http://schemas.microsoft.com/office/drawing/2014/chartex" xmlns:cx1="http://schemas.microsoft.com/office/drawing/2015/9/8/chartex" xmlns:cx2="http://schemas.microsoft.com/office/drawing/2015/10/21/chartex" xmlns:cx3="http://schemas.microsoft.com/office/drawing/2016/5/9/chartex" xmlns:cx4="http://schemas.microsoft.com/office/drawing/2016/5/10/chartex" xmlns:cx5="http://schemas.microsoft.com/office/drawing/2016/5/11/chartex" xmlns:cx6="http://schemas.microsoft.com/office/drawing/2016/5/12/chartex" xmlns:cx7="http://schemas.microsoft.com/office/drawing/2016/5/13/chartex" xmlns:cx8="http://schemas.microsoft.com/office/drawing/2016/5/14/chartex" xmlns:mc="http://schemas.openxmlformats.org/markup-compatibility/2006" xmlns:aink="http://schemas.microsoft.com/office/drawing/2016/ink" xmlns:am3d="http://schemas.microsoft.com/office/drawing/2017/model3d" xmlns:o="urn:schemas-microsoft-com:office:office" xmlns:r="http://schemas.openxmlformats.org/officeDocument/2006/relationships" xmlns:m="http://schemas.openxmlformats.org/officeDocument/2006/math" xmlns:v="urn:schemas-microsoft-com:vml" xmlns:wp14="http://schemas.microsoft.com/office/word/2010/wordprocessingDrawing" xmlns:wp="http://schemas.openxmlformats.org/drawingml/2006/wordprocessingDrawing" xmlns:w10="urn:schemas-microsoft-com:office:word" xmlns:w="http://schemas.openxmlformats.org/wordprocessingml/2006/main" xmlns:w14="http://schemas.microsoft.com/office/word/2010/wordml" xmlns:w15="http://schemas.microsoft.com/office/word/2012/wordml" xmlns:w16cid="http://schemas.microsoft.com/office/word/2016/wordml/cid" xmlns:w16se="http://schemas.microsoft.com/office/word/2015/wordml/symex" xmlns:wpg="http://schemas.microsoft.com/office/word/2010/wordprocessingGroup" xmlns:wpi="http://schemas.microsoft.com/office/word/2010/wordprocessingInk" xmlns:wne="http://schemas.microsoft.com/office/word/2006/wordml" xmlns:wps="http://schemas.microsoft.com/office/word/2010/wordprocessingShape" mc:Ignorable="w14 w15 w16se w16cid wp14">
-  <w:docParts>
-    <w:docPart>
-      <w:docPartPr>
-        <w:name w:val="84987C5AD1654E129D793DE802226BCC"/>
-        <w:category>
-          <w:name w:val="General"/>
-          <w:gallery w:val="placeholder"/>
-        </w:category>
-        <w:types>
-          <w:type w:val="bbPlcHdr"/>
-        </w:types>
-        <w:behaviors>
-          <w:behavior w:val="content"/>
-        </w:behaviors>
-        <w:guid w:val="{F036B67F-E3F8-4698-B474-C5285D27194F}"/>
-      </w:docPartPr>
-      <w:docPartBody>
-        <w:p>
-          <w:pPr>
-            <w:pStyle w:val="84987C5AD1654E129D793DE802226BCC"/>
-          </w:pPr>
-          <w:r>
-            <w:t>EVENT TITLE</w:t>
-          </w:r>
-        </w:p>
-      </w:docPartBody>
-    </w:docPart>
-    <w:docPart>
-      <w:docPartPr>
-        <w:name w:val="7CFDEF06793B4C989538F1313BEDBF9F"/>
-        <w:category>
-          <w:name w:val="General"/>
-          <w:gallery w:val="placeholder"/>
-        </w:category>
-        <w:types>
-          <w:type w:val="bbPlcHdr"/>
-        </w:types>
-        <w:behaviors>
-          <w:behavior w:val="content"/>
-        </w:behaviors>
-        <w:guid w:val="{9A2354BE-F5D4-479D-AB28-79344FB1CD6D}"/>
-      </w:docPartPr>
-      <w:docPartBody>
-        <w:p>
-          <w:pPr>
-            <w:pStyle w:val="7CFDEF06793B4C989538F1313BEDBF9F"/>
-          </w:pPr>
-          <w:r>
-            <w:t>Easily copy your menu. Here’s how:</w:t>
-          </w:r>
-        </w:p>
-      </w:docPartBody>
-    </w:docPart>
-    <w:docPart>
-      <w:docPartPr>
-        <w:name w:val="56023D496AED4AB0B6811ACE1D3C5BE9"/>
-        <w:category>
-          <w:name w:val="General"/>
-          <w:gallery w:val="placeholder"/>
-        </w:category>
-        <w:types>
-          <w:type w:val="bbPlcHdr"/>
-        </w:types>
-        <w:behaviors>
-          <w:behavior w:val="content"/>
-        </w:behaviors>
-        <w:guid w:val="{221935D4-F76C-4573-BAE6-D8C7604D2EFF}"/>
-      </w:docPartPr>
-      <w:docPartBody>
-        <w:p>
-          <w:pPr>
-            <w:pStyle w:val="56023D496AED4AB0B6811ACE1D3C5BE9"/>
-          </w:pPr>
-          <w:r>
-            <w:t xml:space="preserve">1. </w:t>
-          </w:r>
-          <w:r>
-            <w:t>Select the menu content.</w:t>
-          </w:r>
-        </w:p>
-      </w:docPartBody>
-    </w:docPart>
-    <w:docPart>
-      <w:docPartPr>
-        <w:name w:val="2972C11BDE9A48EBABB4EDE62FC4BC2E"/>
-        <w:category>
-          <w:name w:val="General"/>
-          <w:gallery w:val="placeholder"/>
-        </w:category>
-        <w:types>
-          <w:type w:val="bbPlcHdr"/>
-        </w:types>
-        <w:behaviors>
-          <w:behavior w:val="content"/>
-        </w:behaviors>
-        <w:guid w:val="{AF79FDA4-C14E-41CF-92AD-A8A7CC758F6A}"/>
-      </w:docPartPr>
-      <w:docPartBody>
-        <w:p>
-          <w:pPr>
-            <w:pStyle w:val="2972C11BDE9A48EBABB4EDE62FC4BC2E"/>
-          </w:pPr>
-          <w:r>
-            <w:t>(Just drag to select the content. Don`t select the whole cell.)</w:t>
-          </w:r>
-        </w:p>
-      </w:docPartBody>
-    </w:docPart>
-    <w:docPart>
-      <w:docPartPr>
-        <w:name w:val="5BD1DD08A2654BBB9D2B7E00860A1731"/>
-        <w:category>
-          <w:name w:val="General"/>
-          <w:gallery w:val="placeholder"/>
-        </w:category>
-        <w:types>
-          <w:type w:val="bbPlcHdr"/>
-        </w:types>
-        <w:behaviors>
-          <w:behavior w:val="content"/>
-        </w:behaviors>
-        <w:guid w:val="{E01F072B-D7CD-471E-906E-489911349846}"/>
-      </w:docPartPr>
-      <w:docPartBody>
-        <w:p>
-          <w:pPr>
-            <w:pStyle w:val="5BD1DD08A2654BBB9D2B7E00860A1731"/>
-          </w:pPr>
-          <w:r>
-            <w:t xml:space="preserve">2. </w:t>
-          </w:r>
-          <w:r>
-            <w:t>Press Ctrl+C</w:t>
-          </w:r>
-        </w:p>
-      </w:docPartBody>
-    </w:docPart>
-    <w:docPart>
-      <w:docPartPr>
-        <w:name w:val="DD2E5EACB3664266984DAF3DE6E53D3A"/>
-        <w:category>
-          <w:name w:val="General"/>
-          <w:gallery w:val="placeholder"/>
-        </w:category>
-        <w:types>
-          <w:type w:val="bbPlcHdr"/>
-        </w:types>
-        <w:behaviors>
-          <w:behavior w:val="content"/>
-        </w:behaviors>
-        <w:guid w:val="{E77DF6B8-4D26-44BF-8D41-004D8E170F42}"/>
-      </w:docPartPr>
-      <w:docPartBody>
-        <w:p>
-          <w:pPr>
-            <w:pStyle w:val="DD2E5EACB3664266984DAF3DE6E53D3A"/>
-          </w:pPr>
-          <w:r>
-            <w:t>(Copies the menu.)</w:t>
-          </w:r>
-        </w:p>
-      </w:docPartBody>
-    </w:docPart>
-    <w:docPart>
-      <w:docPartPr>
-        <w:name w:val="E971B775D0C74084BF05CBAC87BD297E"/>
-        <w:category>
-          <w:name w:val="General"/>
-          <w:gallery w:val="placeholder"/>
-        </w:category>
-        <w:types>
-          <w:type w:val="bbPlcHdr"/>
-        </w:types>
-        <w:behaviors>
-          <w:behavior w:val="content"/>
-        </w:behaviors>
-        <w:guid w:val="{770A312D-93A2-4203-BFD8-DE8944275B41}"/>
-      </w:docPartPr>
-      <w:docPartBody>
-        <w:p>
-          <w:pPr>
-            <w:pStyle w:val="E971B775D0C74084BF05CBAC87BD297E"/>
-          </w:pPr>
-          <w:r>
-            <w:t xml:space="preserve">3. </w:t>
-          </w:r>
-          <w:r>
-            <w:t>Select all of this tip text.</w:t>
-          </w:r>
-        </w:p>
-      </w:docPartBody>
-    </w:docPart>
-    <w:docPart>
-      <w:docPartPr>
-        <w:name w:val="CEEAD5814431472FBA5110E8D9D64B41"/>
-        <w:category>
-          <w:name w:val="General"/>
-          <w:gallery w:val="placeholder"/>
-        </w:category>
-        <w:types>
-          <w:type w:val="bbPlcHdr"/>
-        </w:types>
-        <w:behaviors>
-          <w:behavior w:val="content"/>
-        </w:behaviors>
-        <w:guid w:val="{770ADA2F-1149-486E-838E-5BC591C038D9}"/>
-      </w:docPartPr>
-      <w:docPartBody>
-        <w:p>
-          <w:pPr>
-            <w:pStyle w:val="CEEAD5814431472FBA5110E8D9D64B41"/>
-          </w:pPr>
-          <w:r>
-            <w:t xml:space="preserve">4. </w:t>
-          </w:r>
-          <w:r>
-            <w:t>Press Ctrl+V.</w:t>
-          </w:r>
-        </w:p>
-      </w:docPartBody>
-    </w:docPart>
-    <w:docPart>
-      <w:docPartPr>
-        <w:name w:val="A64FCB47A2F1400A993C1CBBF7F480F0"/>
-        <w:category>
-          <w:name w:val="General"/>
-          <w:gallery w:val="placeholder"/>
-        </w:category>
-        <w:types>
-          <w:type w:val="bbPlcHdr"/>
-        </w:types>
-        <w:behaviors>
-          <w:behavior w:val="content"/>
-        </w:behaviors>
-        <w:guid w:val="{E01E713D-26BE-4734-8FD8-C582D5A448F2}"/>
-      </w:docPartPr>
-      <w:docPartBody>
-        <w:p>
-          <w:pPr>
-            <w:pStyle w:val="A64FCB47A2F1400A993C1CBBF7F480F0"/>
-          </w:pPr>
-          <w:r>
-            <w:t>(Replace this text with a copy of your menu.)</w:t>
-          </w:r>
-        </w:p>
-      </w:docPartBody>
-    </w:docPart>
-    <w:docPart>
-      <w:docPartPr>
-        <w:name w:val="11DF3579392C49F6AE8075EBC03B6756"/>
-        <w:category>
-          <w:name w:val="General"/>
-          <w:gallery w:val="placeholder"/>
-        </w:category>
-        <w:types>
-          <w:type w:val="bbPlcHdr"/>
-        </w:types>
-        <w:behaviors>
-          <w:behavior w:val="content"/>
-        </w:behaviors>
-        <w:guid w:val="{B01B2D6C-3A45-44AD-BB82-A3EA9FC91520}"/>
-      </w:docPartPr>
-      <w:docPartBody>
-        <w:p>
-          <w:pPr>
-            <w:pStyle w:val="11DF3579392C49F6AE8075EBC03B6756"/>
-          </w:pPr>
-          <w:r>
-            <w:t>APPETIZER</w:t>
-          </w:r>
-        </w:p>
-      </w:docPartBody>
-    </w:docPart>
-    <w:docPart>
-      <w:docPartPr>
-        <w:name w:val="4F938A11E72E44CB85C03CC6532341CE"/>
-        <w:category>
-          <w:name w:val="General"/>
-          <w:gallery w:val="placeholder"/>
-        </w:category>
-        <w:types>
-          <w:type w:val="bbPlcHdr"/>
-        </w:types>
-        <w:behaviors>
-          <w:behavior w:val="content"/>
-        </w:behaviors>
-        <w:guid w:val="{8532A2DD-DFA7-4372-B95D-143A64A88D97}"/>
-      </w:docPartPr>
-      <w:docPartBody>
-        <w:p>
-          <w:pPr>
-            <w:pStyle w:val="4F938A11E72E44CB85C03CC6532341CE"/>
-          </w:pPr>
-          <w:r>
-            <w:t>List or describe appetizers</w:t>
-          </w:r>
-        </w:p>
-      </w:docPartBody>
-    </w:docPart>
-    <w:docPart>
-      <w:docPartPr>
-        <w:name w:val="8F8A1C5F41BB4799B6C39D61DECB0B45"/>
-        <w:category>
-          <w:name w:val="General"/>
-          <w:gallery w:val="placeholder"/>
-        </w:category>
-        <w:types>
-          <w:type w:val="bbPlcHdr"/>
-        </w:types>
-        <w:behaviors>
-          <w:behavior w:val="content"/>
-        </w:behaviors>
-        <w:guid w:val="{94CFBFE9-97FB-425F-AD47-832FE7C20384}"/>
-      </w:docPartPr>
-      <w:docPartBody>
-        <w:p>
-          <w:pPr>
-            <w:pStyle w:val="8F8A1C5F41BB4799B6C39D61DECB0B45"/>
-          </w:pPr>
-          <w:r>
-            <w:t>Appetizer item</w:t>
-          </w:r>
-        </w:p>
-      </w:docPartBody>
-    </w:docPart>
-    <w:docPart>
-      <w:docPartPr>
-        <w:name w:val="3CA1545ED2464A66846D4C359D6A9E08"/>
-        <w:category>
-          <w:name w:val="General"/>
-          <w:gallery w:val="placeholder"/>
-        </w:category>
-        <w:types>
-          <w:type w:val="bbPlcHdr"/>
-        </w:types>
-        <w:behaviors>
-          <w:behavior w:val="content"/>
-        </w:behaviors>
-        <w:guid w:val="{CE5798DF-29F7-4D60-AB16-5D5B302808ED}"/>
-      </w:docPartPr>
-      <w:docPartBody>
-        <w:p>
-          <w:pPr>
-            <w:pStyle w:val="3CA1545ED2464A66846D4C359D6A9E08"/>
-          </w:pPr>
-          <w:r>
-            <w:t>Appetizer item</w:t>
-          </w:r>
-        </w:p>
-      </w:docPartBody>
-    </w:docPart>
-    <w:docPart>
-      <w:docPartPr>
-        <w:name w:val="31F14C4662024CAFBB46E5F76F0A2186"/>
-        <w:category>
-          <w:name w:val="General"/>
-          <w:gallery w:val="placeholder"/>
-        </w:category>
-        <w:types>
-          <w:type w:val="bbPlcHdr"/>
-        </w:types>
-        <w:behaviors>
-          <w:behavior w:val="content"/>
-        </w:behaviors>
-        <w:guid w:val="{1AD4AC97-FFDA-4D77-A20D-6A0A22F36B3E}"/>
-      </w:docPartPr>
-      <w:docPartBody>
-        <w:p>
-          <w:pPr>
-            <w:pStyle w:val="31F14C4662024CAFBB46E5F76F0A2186"/>
-          </w:pPr>
-          <w:r>
-            <w:t>FIRST COURSE</w:t>
-          </w:r>
-        </w:p>
-      </w:docPartBody>
-    </w:docPart>
-    <w:docPart>
-      <w:docPartPr>
-        <w:name w:val="6C82B8E6088B499DA40A563DEA912FF7"/>
-        <w:category>
-          <w:name w:val="General"/>
-          <w:gallery w:val="placeholder"/>
-        </w:category>
-        <w:types>
-          <w:type w:val="bbPlcHdr"/>
-        </w:types>
-        <w:behaviors>
-          <w:behavior w:val="content"/>
-        </w:behaviors>
-        <w:guid w:val="{5CE69B11-D664-45F7-BB42-E3999BB9F4F2}"/>
-      </w:docPartPr>
-      <w:docPartBody>
-        <w:p>
-          <w:pPr>
-            <w:pStyle w:val="6C82B8E6088B499DA40A563DEA912FF7"/>
-          </w:pPr>
-          <w:r>
-            <w:t>List or describe first course(s)</w:t>
-          </w:r>
-        </w:p>
-      </w:docPartBody>
-    </w:docPart>
-    <w:docPart>
-      <w:docPartPr>
-        <w:name w:val="FBD1B7D96B334537B29ED6D06A7E795E"/>
-        <w:category>
-          <w:name w:val="General"/>
-          <w:gallery w:val="placeholder"/>
-        </w:category>
-        <w:types>
-          <w:type w:val="bbPlcHdr"/>
-        </w:types>
-        <w:behaviors>
-          <w:behavior w:val="content"/>
-        </w:behaviors>
-        <w:guid w:val="{35B106C4-5631-49C7-8519-D5ADDDBF7CE2}"/>
-      </w:docPartPr>
-      <w:docPartBody>
-        <w:p>
-          <w:pPr>
-            <w:pStyle w:val="FBD1B7D96B334537B29ED6D06A7E795E"/>
-          </w:pPr>
-          <w:r>
-            <w:t>First course item</w:t>
-          </w:r>
-        </w:p>
-      </w:docPartBody>
-    </w:docPart>
-    <w:docPart>
-      <w:docPartPr>
-        <w:name w:val="53AFCE93759B49F49D09B244DF80F9F5"/>
-        <w:category>
-          <w:name w:val="General"/>
-          <w:gallery w:val="placeholder"/>
-        </w:category>
-        <w:types>
-          <w:type w:val="bbPlcHdr"/>
-        </w:types>
-        <w:behaviors>
-          <w:behavior w:val="content"/>
-        </w:behaviors>
-        <w:guid w:val="{75C09949-DFCF-4ADA-8177-33338482CBAF}"/>
-      </w:docPartPr>
-      <w:docPartBody>
-        <w:p>
-          <w:pPr>
-            <w:pStyle w:val="53AFCE93759B49F49D09B244DF80F9F5"/>
-          </w:pPr>
-          <w:r>
-            <w:t>MAIN COURSE</w:t>
-          </w:r>
-        </w:p>
-      </w:docPartBody>
-    </w:docPart>
-    <w:docPart>
-      <w:docPartPr>
-        <w:name w:val="398992A416904BEEB65201302CC9FEF6"/>
-        <w:category>
-          <w:name w:val="General"/>
-          <w:gallery w:val="placeholder"/>
-        </w:category>
-        <w:types>
-          <w:type w:val="bbPlcHdr"/>
-        </w:types>
-        <w:behaviors>
-          <w:behavior w:val="content"/>
-        </w:behaviors>
-        <w:guid w:val="{C915A936-BBD1-4B6F-B9E3-F294BA0B5B15}"/>
-      </w:docPartPr>
-      <w:docPartBody>
-        <w:p>
-          <w:pPr>
-            <w:pStyle w:val="398992A416904BEEB65201302CC9FEF6"/>
-          </w:pPr>
-          <w:r>
-            <w:t>List or describe main course(s)</w:t>
-          </w:r>
-        </w:p>
-      </w:docPartBody>
-    </w:docPart>
-    <w:docPart>
-      <w:docPartPr>
-        <w:name w:val="7773394E541C4029AED2116865433C20"/>
-        <w:category>
-          <w:name w:val="General"/>
-          <w:gallery w:val="placeholder"/>
-        </w:category>
-        <w:types>
-          <w:type w:val="bbPlcHdr"/>
-        </w:types>
-        <w:behaviors>
-          <w:behavior w:val="content"/>
-        </w:behaviors>
-        <w:guid w:val="{10301EE7-535E-4F2B-BFBB-0A6728EA50FB}"/>
-      </w:docPartPr>
-      <w:docPartBody>
-        <w:p>
-          <w:pPr>
-            <w:pStyle w:val="7773394E541C4029AED2116865433C20"/>
-          </w:pPr>
-          <w:r>
-            <w:t>Main course item</w:t>
-          </w:r>
-        </w:p>
-      </w:docPartBody>
-    </w:docPart>
-    <w:docPart>
-      <w:docPartPr>
-        <w:name w:val="EB1B3F5EF463447DBA5DDEFC3983C463"/>
-        <w:category>
-          <w:name w:val="General"/>
-          <w:gallery w:val="placeholder"/>
-        </w:category>
-        <w:types>
-          <w:type w:val="bbPlcHdr"/>
-        </w:types>
-        <w:behaviors>
-          <w:behavior w:val="content"/>
-        </w:behaviors>
-        <w:guid w:val="{ECF15949-8F3D-4614-A44D-D350A0D3DADF}"/>
-      </w:docPartPr>
-      <w:docPartBody>
-        <w:p>
-          <w:pPr>
-            <w:pStyle w:val="EB1B3F5EF463447DBA5DDEFC3983C463"/>
-          </w:pPr>
-          <w:r>
-            <w:t>DESSERT</w:t>
-          </w:r>
-        </w:p>
-      </w:docPartBody>
-    </w:docPart>
-    <w:docPart>
-      <w:docPartPr>
-        <w:name w:val="228EF65671014AADAE1739D33DBFCC8B"/>
-        <w:category>
-          <w:name w:val="General"/>
-          <w:gallery w:val="placeholder"/>
-        </w:category>
-        <w:types>
-          <w:type w:val="bbPlcHdr"/>
-        </w:types>
-        <w:behaviors>
-          <w:behavior w:val="content"/>
-        </w:behaviors>
-        <w:guid w:val="{2E0A17FB-892A-44D8-AEF8-99F40AD0EF30}"/>
-      </w:docPartPr>
-      <w:docPartBody>
-        <w:p>
-          <w:pPr>
-            <w:pStyle w:val="228EF65671014AADAE1739D33DBFCC8B"/>
-          </w:pPr>
-          <w:r>
-            <w:t>List or describe dessert(s)</w:t>
-          </w:r>
-        </w:p>
-      </w:docPartBody>
-    </w:docPart>
-    <w:docPart>
-      <w:docPartPr>
-        <w:name w:val="36B1EAA3BB9F490098EFA00E59AF2106"/>
-        <w:category>
-          <w:name w:val="General"/>
-          <w:gallery w:val="placeholder"/>
-        </w:category>
-        <w:types>
-          <w:type w:val="bbPlcHdr"/>
-        </w:types>
-        <w:behaviors>
-          <w:behavior w:val="content"/>
-        </w:behaviors>
-        <w:guid w:val="{AF25856B-DB74-43DF-BEB3-88A54B3E7192}"/>
-      </w:docPartPr>
-      <w:docPartBody>
-        <w:p>
-          <w:pPr>
-            <w:pStyle w:val="36B1EAA3BB9F490098EFA00E59AF2106"/>
-          </w:pPr>
-          <w:r>
-            <w:t>Dessert item</w:t>
-          </w:r>
-        </w:p>
-      </w:docPartBody>
-    </w:docPart>
-    <w:docPart>
-      <w:docPartPr>
-        <w:name w:val="27CFC890BE154938BD3458889D7CC958"/>
-        <w:category>
-          <w:name w:val="General"/>
-          <w:gallery w:val="placeholder"/>
-        </w:category>
-        <w:types>
-          <w:type w:val="bbPlcHdr"/>
-        </w:types>
-        <w:behaviors>
-          <w:behavior w:val="content"/>
-        </w:behaviors>
-        <w:guid w:val="{E9F88E84-112A-4015-A09A-F4885398E7EA}"/>
-      </w:docPartPr>
-      <w:docPartBody>
-        <w:p>
-          <w:pPr>
-            <w:pStyle w:val="27CFC890BE154938BD3458889D7CC958"/>
-          </w:pPr>
-          <w:r>
-            <w:t>EVENT INTRO</w:t>
-          </w:r>
-        </w:p>
-      </w:docPartBody>
-    </w:docPart>
-    <w:docPart>
-      <w:docPartPr>
-        <w:name w:val="7E03AD5BB7E749F4B01020D5E055B2CA"/>
-        <w:category>
-          <w:name w:val="General"/>
-          <w:gallery w:val="placeholder"/>
-        </w:category>
-        <w:types>
-          <w:type w:val="bbPlcHdr"/>
-        </w:types>
-        <w:behaviors>
-          <w:behavior w:val="content"/>
-        </w:behaviors>
-        <w:guid w:val="{F9E2CE8B-07AC-4D68-A066-98F1C04699EE}"/>
-      </w:docPartPr>
-      <w:docPartBody>
-        <w:p>
-          <w:r>
-            <w:t>EVENT DATE</w:t>
-          </w:r>
-        </w:p>
-      </w:docPartBody>
-    </w:docPart>
-  </w:docParts>
-</w:glossaryDocument>
-</file>
-
-<file path=word/glossary/fontTable.xml><?xml version="1.0" encoding="utf-8"?>
-<w:fonts xmlns:mc="http://schemas.openxmlformats.org/markup-compatibility/2006" xmlns:r="http://schemas.openxmlformats.org/officeDocument/2006/relationships" xmlns:w="http://schemas.openxmlformats.org/wordprocessingml/2006/main" xmlns:w14="http://schemas.microsoft.com/office/word/2010/wordml" xmlns:w15="http://schemas.microsoft.com/office/word/2012/wordml" xmlns:w16cid="http://schemas.microsoft.com/office/word/2016/wordml/cid" xmlns:w16se="http://schemas.microsoft.com/office/word/2015/wordml/symex" mc:Ignorable="w14 w15 w16se w16cid">
-  <w:font w:name="Symbol">
-    <w:panose1 w:val="05050102010706020507"/>
-    <w:charset w:val="02"/>
-    <w:family w:val="roman"/>
-    <w:pitch w:val="variable"/>
-    <w:sig w:usb0="00000000" w:usb1="10000000" w:usb2="00000000" w:usb3="00000000" w:csb0="80000000" w:csb1="00000000"/>
-  </w:font>
-  <w:font w:name="Times New Roman">
-    <w:panose1 w:val="02020603050405020304"/>
-    <w:charset w:val="00"/>
-    <w:family w:val="roman"/>
-    <w:pitch w:val="variable"/>
-    <w:sig w:usb0="E0002AFF" w:usb1="C0007843" w:usb2="00000009" w:usb3="00000000" w:csb0="000001FF" w:csb1="00000000"/>
-  </w:font>
-  <w:font w:name="Century Gothic">
-    <w:panose1 w:val="020B0502020202020204"/>
-    <w:charset w:val="00"/>
-    <w:family w:val="swiss"/>
-    <w:pitch w:val="variable"/>
-    <w:sig w:usb0="00000287" w:usb1="00000000" w:usb2="00000000" w:usb3="00000000" w:csb0="0000009F" w:csb1="00000000"/>
-  </w:font>
-  <w:font w:name="Calibri">
-    <w:panose1 w:val="020F0502020204030204"/>
-    <w:charset w:val="00"/>
-    <w:family w:val="swiss"/>
-    <w:pitch w:val="variable"/>
-    <w:sig w:usb0="E0002AFF" w:usb1="4000ACFF" w:usb2="00000001" w:usb3="00000000" w:csb0="000001FF" w:csb1="00000000"/>
-  </w:font>
-  <w:font w:name="Calibri Light">
-    <w:panose1 w:val="020F0302020204030204"/>
-    <w:charset w:val="00"/>
-    <w:family w:val="swiss"/>
-    <w:pitch w:val="variable"/>
-    <w:sig w:usb0="A0002AEF" w:usb1="4000207B" w:usb2="00000000" w:usb3="00000000" w:csb0="000001FF" w:csb1="00000000"/>
-  </w:font>
-</w:fonts>
-</file>
-
-<file path=word/glossary/settings.xml><?xml version="1.0" encoding="utf-8"?>
-<w:settings xmlns:mc="http://schemas.openxmlformats.org/markup-compatibility/2006" xmlns:o="urn:schemas-microsoft-com:office:office" xmlns:r="http://schemas.openxmlformats.org/officeDocument/2006/relationships" xmlns:m="http://schemas.openxmlformats.org/officeDocument/2006/math" xmlns:v="urn:schemas-microsoft-com:vml" xmlns:w10="urn:schemas-microsoft-com:office:word" xmlns:w="http://schemas.openxmlformats.org/wordprocessingml/2006/main" xmlns:w14="http://schemas.microsoft.com/office/word/2010/wordml" xmlns:w15="http://schemas.microsoft.com/office/word/2012/wordml" xmlns:w16cid="http://schemas.microsoft.com/office/word/2016/wordml/cid" xmlns:w16se="http://schemas.microsoft.com/office/word/2015/wordml/symex" xmlns:sl="http://schemas.openxmlformats.org/schemaLibrary/2006/main" mc:Ignorable="w14 w15 w16se w16cid">
-  <w:view w:val="normal"/>
-  <w:defaultTabStop w:val="720"/>
-  <w:characterSpacingControl w:val="doNotCompress"/>
-  <w:compat>
-    <w:useFELayout/>
-    <w:compatSetting w:name="compatibilityMode" w:uri="http://schemas.microsoft.com/office/word" w:val="15"/>
-    <w:compatSetting w:name="overrideTableStyleFontSizeAndJustification" w:uri="http://schemas.microsoft.com/office/word" w:val="1"/>
-    <w:compatSetting w:name="enableOpenTypeFeatures" w:uri="http://schemas.microsoft.com/office/word" w:val="1"/>
-    <w:compatSetting w:name="doNotFlipMirrorIndents" w:uri="http://schemas.microsoft.com/office/word" w:val="1"/>
-    <w:compatSetting w:name="differentiateMultirowTableHeaders" w:uri="http://schemas.microsoft.com/office/word" w:val="1"/>
-    <w:compatSetting w:name="useWord2013TrackBottomHyphenation" w:uri="http://schemas.microsoft.com/office/word" w:val="0"/>
-  </w:compat>
-  <w:rsids>
-    <w:rsidRoot w:val="00EF66FC"/>
-    <w:rsid w:val="004425B7"/>
-    <w:rsid w:val="005D1FCB"/>
-    <w:rsid w:val="007E5CE2"/>
-    <w:rsid w:val="00C449F2"/>
-    <w:rsid w:val="00D449D7"/>
-    <w:rsid w:val="00E32214"/>
-    <w:rsid w:val="00EF66FC"/>
-  </w:rsids>
-  <m:mathPr>
-    <m:mathFont m:val="Cambria Math"/>
-    <m:brkBin m:val="before"/>
-    <m:brkBinSub m:val="--"/>
-    <m:smallFrac m:val="0"/>
-    <m:dispDef/>
-    <m:lMargin m:val="0"/>
-    <m:rMargin m:val="0"/>
-    <m:defJc m:val="centerGroup"/>
-    <m:wrapIndent m:val="1440"/>
-    <m:intLim m:val="subSup"/>
-    <m:naryLim m:val="undOvr"/>
-  </m:mathPr>
-  <w:themeFontLang w:val="en-US"/>
-  <w:clrSchemeMapping w:bg1="light1" w:t1="dark1" w:bg2="light2" w:t2="dark2" w:accent1="accent1" w:accent2="accent2" w:accent3="accent3" w:accent4="accent4" w:accent5="accent5" w:accent6="accent6" w:hyperlink="hyperlink" w:followedHyperlink="followedHyperlink"/>
-  <w:decimalSymbol w:val="."/>
-  <w:listSeparator w:val=","/>
-  <w15:chartTrackingRefBased/>
-</w:settings>
-</file>
-
-<file path=word/glossary/styles.xml><?xml version="1.0" encoding="utf-8"?>
-<w:styles xmlns:mc="http://schemas.openxmlformats.org/markup-compatibility/2006" xmlns:r="http://schemas.openxmlformats.org/officeDocument/2006/relationships" xmlns:w="http://schemas.openxmlformats.org/wordprocessingml/2006/main" xmlns:w14="http://schemas.microsoft.com/office/word/2010/wordml" xmlns:w15="http://schemas.microsoft.com/office/word/2012/wordml" xmlns:w16cid="http://schemas.microsoft.com/office/word/2016/wordml/cid" xmlns:w16se="http://schemas.microsoft.com/office/word/2015/wordml/symex" mc:Ignorable="w14 w15 w16se w16cid">
-  <w:docDefaults>
-    <w:rPrDefault>
-      <w:rPr>
-        <w:rFonts w:asciiTheme="minorHAnsi" w:eastAsiaTheme="minorEastAsia" w:hAnsiTheme="minorHAnsi" w:cstheme="minorBidi"/>
-        <w:sz w:val="22"/>
-        <w:szCs w:val="22"/>
-        <w:lang w:val="en-US" w:eastAsia="en-US" w:bidi="ar-SA"/>
-      </w:rPr>
-    </w:rPrDefault>
-    <w:pPrDefault>
-      <w:pPr>
-        <w:spacing w:after="160" w:line="259" w:lineRule="auto"/>
-      </w:pPr>
-    </w:pPrDefault>
-  </w:docDefaults>
-  <w:latentStyles w:defLockedState="0" w:defUIPriority="99" w:defSemiHidden="0" w:defUnhideWhenUsed="0" w:defQFormat="0" w:count="377">
-    <w:lsdException w:name="Normal" w:uiPriority="0" w:qFormat="1"/>
-    <w:lsdException w:name="heading 1" w:uiPriority="2" w:qFormat="1"/>
-    <w:lsdException w:name="heading 2" w:semiHidden="1" w:uiPriority="9" w:unhideWhenUsed="1" w:qFormat="1"/>
-    <w:lsdException w:name="heading 3" w:semiHidden="1" w:uiPriority="9" w:unhideWhenUsed="1" w:qFormat="1"/>
-    <w:lsdException w:name="heading 4" w:semiHidden="1" w:uiPriority="9" w:unhideWhenUsed="1" w:qFormat="1"/>
-    <w:lsdException w:name="heading 5" w:semiHidden="1" w:uiPriority="9" w:unhideWhenUsed="1" w:qFormat="1"/>
-    <w:lsdException w:name="heading 6" w:semiHidden="1" w:uiPriority="9" w:unhideWhenUsed="1" w:qFormat="1"/>
-    <w:lsdException w:name="heading 7" w:semiHidden="1" w:uiPriority="9" w:unhideWhenUsed="1" w:qFormat="1"/>
-    <w:lsdException w:name="heading 8" w:semiHidden="1" w:uiPriority="9" w:unhideWhenUsed="1" w:qFormat="1"/>
-    <w:lsdException w:name="heading 9" w:semiHidden="1" w:uiPriority="9" w:unhideWhenUsed="1" w:qFormat="1"/>
-    <w:lsdException w:name="index 1" w:semiHidden="1" w:unhideWhenUsed="1"/>
-    <w:lsdException w:name="index 2" w:semiHidden="1" w:unhideWhenUsed="1"/>
-    <w:lsdException w:name="index 3" w:semiHidden="1" w:unhideWhenUsed="1"/>
-    <w:lsdException w:name="index 4" w:semiHidden="1" w:unhideWhenUsed="1"/>
-    <w:lsdException w:name="index 5" w:semiHidden="1" w:unhideWhenUsed="1"/>
-    <w:lsdException w:name="index 6" w:semiHidden="1" w:unhideWhenUsed="1"/>
-    <w:lsdException w:name="index 7" w:semiHidden="1" w:unhideWhenUsed="1"/>
-    <w:lsdException w:name="index 8" w:semiHidden="1" w:unhideWhenUsed="1"/>
-    <w:lsdException w:name="index 9" w:semiHidden="1" w:unhideWhenUsed="1"/>
-    <w:lsdException w:name="toc 1" w:semiHidden="1" w:uiPriority="39" w:unhideWhenUsed="1"/>
-    <w:lsdException w:name="toc 2" w:semiHidden="1" w:uiPriority="39" w:unhideWhenUsed="1"/>
-    <w:lsdException w:name="toc 3" w:semiHidden="1" w:uiPriority="39" w:unhideWhenUsed="1"/>
-    <w:lsdException w:name="toc 4" w:semiHidden="1" w:uiPriority="39" w:unhideWhenUsed="1"/>
-    <w:lsdException w:name="toc 5" w:semiHidden="1" w:uiPriority="39" w:unhideWhenUsed="1"/>
-    <w:lsdException w:name="toc 6" w:semiHidden="1" w:uiPriority="39" w:unhideWhenUsed="1"/>
-    <w:lsdException w:name="toc 7" w:semiHidden="1" w:uiPriority="39" w:unhideWhenUsed="1"/>
-    <w:lsdException w:name="toc 8" w:semiHidden="1" w:uiPriority="39" w:unhideWhenUsed="1"/>
-    <w:lsdException w:name="toc 9" w:semiHidden="1" w:uiPriority="39" w:unhideWhenUsed="1"/>
-    <w:lsdException w:name="Normal Indent" w:semiHidden="1" w:unhideWhenUsed="1"/>
-    <w:lsdException w:name="footnote text" w:semiHidden="1" w:unhideWhenUsed="1"/>
-    <w:lsdException w:name="annotation text" w:semiHidden="1" w:unhideWhenUsed="1"/>
-    <w:lsdException w:name="header" w:semiHidden="1" w:unhideWhenUsed="1"/>
-    <w:lsdException w:name="footer" w:semiHidden="1" w:unhideWhenUsed="1"/>
-    <w:lsdException w:name="index heading" w:semiHidden="1" w:unhideWhenUsed="1"/>
-    <w:lsdException w:name="caption" w:semiHidden="1" w:uiPriority="35" w:unhideWhenUsed="1" w:qFormat="1"/>
-    <w:lsdException w:name="table of figures" w:semiHidden="1" w:unhideWhenUsed="1"/>
-    <w:lsdException w:name="envelope address" w:semiHidden="1" w:unhideWhenUsed="1"/>
-    <w:lsdException w:name="envelope return" w:semiHidden="1" w:unhideWhenUsed="1"/>
-    <w:lsdException w:name="footnote reference" w:semiHidden="1" w:unhideWhenUsed="1"/>
-    <w:lsdException w:name="annotation reference" w:semiHidden="1" w:unhideWhenUsed="1"/>
-    <w:lsdException w:name="line number" w:semiHidden="1" w:unhideWhenUsed="1"/>
-    <w:lsdException w:name="page number" w:semiHidden="1" w:unhideWhenUsed="1"/>
-    <w:lsdException w:name="endnote reference" w:semiHidden="1" w:unhideWhenUsed="1"/>
-    <w:lsdException w:name="endnote text" w:semiHidden="1" w:unhideWhenUsed="1"/>
-    <w:lsdException w:name="table of authorities" w:semiHidden="1" w:unhideWhenUsed="1"/>
-    <w:lsdException w:name="macro" w:semiHidden="1" w:unhideWhenUsed="1"/>
-    <w:lsdException w:name="toa heading" w:semiHidden="1" w:unhideWhenUsed="1"/>
-    <w:lsdException w:name="List" w:semiHidden="1" w:unhideWhenUsed="1"/>
-    <w:lsdException w:name="List Bullet" w:semiHidden="1" w:unhideWhenUsed="1"/>
-    <w:lsdException w:name="List Number" w:semiHidden="1" w:unhideWhenUsed="1"/>
-    <w:lsdException w:name="List 2" w:semiHidden="1" w:unhideWhenUsed="1"/>
-    <w:lsdException w:name="List 3" w:semiHidden="1" w:unhideWhenUsed="1"/>
-    <w:lsdException w:name="List 4" w:semiHidden="1" w:unhideWhenUsed="1"/>
-    <w:lsdException w:name="List 5" w:semiHidden="1" w:unhideWhenUsed="1"/>
-    <w:lsdException w:name="List Bullet 2" w:semiHidden="1" w:unhideWhenUsed="1"/>
-    <w:lsdException w:name="List Bullet 3" w:semiHidden="1" w:unhideWhenUsed="1"/>
-    <w:lsdException w:name="List Bullet 4" w:semiHidden="1" w:unhideWhenUsed="1"/>
-    <w:lsdException w:name="List Bullet 5" w:semiHidden="1" w:unhideWhenUsed="1"/>
-    <w:lsdException w:name="List Number 2" w:semiHidden="1" w:unhideWhenUsed="1"/>
-    <w:lsdException w:name="List Number 3" w:semiHidden="1" w:unhideWhenUsed="1"/>
-    <w:lsdException w:name="List Number 4" w:semiHidden="1" w:unhideWhenUsed="1"/>
-    <w:lsdException w:name="List Number 5" w:semiHidden="1" w:unhideWhenUsed="1"/>
-    <w:lsdException w:name="Title" w:uiPriority="10" w:qFormat="1"/>
-    <w:lsdException w:name="Closing" w:semiHidden="1" w:unhideWhenUsed="1"/>
-    <w:lsdException w:name="Signature" w:semiHidden="1" w:unhideWhenUsed="1"/>
-    <w:lsdException w:name="Default Paragraph Font" w:semiHidden="1" w:uiPriority="1" w:unhideWhenUsed="1"/>
-    <w:lsdException w:name="Body Text" w:semiHidden="1" w:unhideWhenUsed="1"/>
-    <w:lsdException w:name="Body Text Indent" w:semiHidden="1" w:unhideWhenUsed="1"/>
-    <w:lsdException w:name="List Continue" w:semiHidden="1" w:unhideWhenUsed="1"/>
-    <w:lsdException w:name="List Continue 2" w:semiHidden="1" w:unhideWhenUsed="1"/>
-    <w:lsdException w:name="List Continue 3" w:semiHidden="1" w:unhideWhenUsed="1"/>
-    <w:lsdException w:name="List Continue 4" w:semiHidden="1" w:unhideWhenUsed="1"/>
-    <w:lsdException w:name="List Continue 5" w:semiHidden="1" w:unhideWhenUsed="1"/>
-    <w:lsdException w:name="Message Header" w:semiHidden="1" w:unhideWhenUsed="1"/>
-    <w:lsdException w:name="Subtitle" w:uiPriority="11" w:qFormat="1"/>
-    <w:lsdException w:name="Salutation" w:semiHidden="1" w:unhideWhenUsed="1"/>
-    <w:lsdException w:name="Date" w:semiHidden="1" w:unhideWhenUsed="1"/>
-    <w:lsdException w:name="Body Text First Indent" w:semiHidden="1" w:unhideWhenUsed="1"/>
-    <w:lsdException w:name="Body Text First Indent 2" w:semiHidden="1" w:unhideWhenUsed="1"/>
-    <w:lsdException w:name="Note Heading" w:semiHidden="1" w:unhideWhenUsed="1"/>
-    <w:lsdException w:name="Body Text 2" w:semiHidden="1" w:unhideWhenUsed="1"/>
-    <w:lsdException w:name="Body Text 3" w:semiHidden="1" w:unhideWhenUsed="1"/>
-    <w:lsdException w:name="Body Text Indent 2" w:semiHidden="1" w:unhideWhenUsed="1"/>
-    <w:lsdException w:name="Body Text Indent 3" w:semiHidden="1" w:unhideWhenUsed="1"/>
-    <w:lsdException w:name="Block Text" w:semiHidden="1" w:unhideWhenUsed="1"/>
-    <w:lsdException w:name="Hyperlink" w:semiHidden="1" w:unhideWhenUsed="1"/>
-    <w:lsdException w:name="FollowedHyperlink" w:semiHidden="1" w:unhideWhenUsed="1"/>
-    <w:lsdException w:name="Strong" w:uiPriority="22" w:qFormat="1"/>
-    <w:lsdException w:name="Emphasis" w:uiPriority="20" w:qFormat="1"/>
-    <w:lsdException w:name="Document Map" w:semiHidden="1" w:unhideWhenUsed="1"/>
-    <w:lsdException w:name="Plain Text" w:semiHidden="1" w:unhideWhenUsed="1"/>
-    <w:lsdException w:name="E-mail Signature" w:semiHidden="1" w:unhideWhenUsed="1"/>
-    <w:lsdException w:name="HTML Top of Form" w:semiHidden="1" w:unhideWhenUsed="1"/>
-    <w:lsdException w:name="HTML Bottom of Form" w:semiHidden="1" w:unhideWhenUsed="1"/>
-    <w:lsdException w:name="Normal (Web)" w:semiHidden="1" w:unhideWhenUsed="1"/>
-    <w:lsdException w:name="HTML Acronym" w:semiHidden="1" w:unhideWhenUsed="1"/>
-    <w:lsdException w:name="HTML Address" w:semiHidden="1" w:unhideWhenUsed="1"/>
-    <w:lsdException w:name="HTML Cite" w:semiHidden="1" w:unhideWhenUsed="1"/>
-    <w:lsdException w:name="HTML Code" w:semiHidden="1" w:unhideWhenUsed="1"/>
-    <w:lsdException w:name="HTML Definition" w:semiHidden="1" w:unhideWhenUsed="1"/>
-    <w:lsdException w:name="HTML Keyboard" w:semiHidden="1" w:unhideWhenUsed="1"/>
-    <w:lsdException w:name="HTML Preformatted" w:semiHidden="1" w:unhideWhenUsed="1"/>
-    <w:lsdException w:name="HTML Sample" w:semiHidden="1" w:unhideWhenUsed="1"/>
-    <w:lsdException w:name="HTML Typewriter" w:semiHidden="1" w:unhideWhenUsed="1"/>
-    <w:lsdException w:name="HTML Variable" w:semiHidden="1" w:unhideWhenUsed="1"/>
-    <w:lsdException w:name="Normal Table" w:semiHidden="1" w:unhideWhenUsed="1"/>
-    <w:lsdException w:name="annotation subject" w:semiHidden="1" w:unhideWhenUsed="1"/>
-    <w:lsdException w:name="No List" w:semiHidden="1" w:unhideWhenUsed="1"/>
-    <w:lsdException w:name="Outline List 1" w:semiHidden="1" w:unhideWhenUsed="1"/>
-    <w:lsdException w:name="Outline List 2" w:semiHidden="1" w:unhideWhenUsed="1"/>
-    <w:lsdException w:name="Outline List 3" w:semiHidden="1" w:unhideWhenUsed="1"/>
-    <w:lsdException w:name="Table Simple 1" w:semiHidden="1" w:unhideWhenUsed="1"/>
-    <w:lsdException w:name="Table Simple 2" w:semiHidden="1" w:unhideWhenUsed="1"/>
-    <w:lsdException w:name="Table Simple 3" w:semiHidden="1" w:unhideWhenUsed="1"/>
-    <w:lsdException w:name="Table Classic 1" w:semiHidden="1" w:unhideWhenUsed="1"/>
-    <w:lsdException w:name="Table Classic 2" w:semiHidden="1" w:unhideWhenUsed="1"/>
-    <w:lsdException w:name="Table Classic 3" w:semiHidden="1" w:unhideWhenUsed="1"/>
-    <w:lsdException w:name="Table Classic 4" w:semiHidden="1" w:unhideWhenUsed="1"/>
-    <w:lsdException w:name="Table Colorful 1" w:semiHidden="1" w:unhideWhenUsed="1"/>
-    <w:lsdException w:name="Table Colorful 2" w:semiHidden="1" w:unhideWhenUsed="1"/>
-    <w:lsdException w:name="Table Colorful 3" w:semiHidden="1" w:unhideWhenUsed="1"/>
-    <w:lsdException w:name="Table Columns 1" w:semiHidden="1" w:unhideWhenUsed="1"/>
-    <w:lsdException w:name="Table Columns 2" w:semiHidden="1" w:unhideWhenUsed="1"/>
-    <w:lsdException w:name="Table Columns 3" w:semiHidden="1" w:unhideWhenUsed="1"/>
-    <w:lsdException w:name="Table Columns 4" w:semiHidden="1" w:unhideWhenUsed="1"/>
-    <w:lsdException w:name="Table Columns 5" w:semiHidden="1" w:unhideWhenUsed="1"/>
-    <w:lsdException w:name="Table Grid 1" w:semiHidden="1" w:unhideWhenUsed="1"/>
-    <w:lsdException w:name="Table Grid 2" w:semiHidden="1" w:unhideWhenUsed="1"/>
-    <w:lsdException w:name="Table Grid 3" w:semiHidden="1" w:unhideWhenUsed="1"/>
-    <w:lsdException w:name="Table Grid 4" w:semiHidden="1" w:unhideWhenUsed="1"/>
-    <w:lsdException w:name="Table Grid 5" w:semiHidden="1" w:unhideWhenUsed="1"/>
-    <w:lsdException w:name="Table Grid 6" w:semiHidden="1" w:unhideWhenUsed="1"/>
-    <w:lsdException w:name="Table Grid 7" w:semiHidden="1" w:unhideWhenUsed="1"/>
-    <w:lsdException w:name="Table Grid 8" w:semiHidden="1" w:unhideWhenUsed="1"/>
-    <w:lsdException w:name="Table List 1" w:semiHidden="1" w:unhideWhenUsed="1"/>
-    <w:lsdException w:name="Table List 2" w:semiHidden="1" w:unhideWhenUsed="1"/>
-    <w:lsdException w:name="Table List 3" w:semiHidden="1" w:unhideWhenUsed="1"/>
-    <w:lsdException w:name="Table List 4" w:semiHidden="1" w:unhideWhenUsed="1"/>
-    <w:lsdException w:name="Table List 5" w:semiHidden="1" w:unhideWhenUsed="1"/>
-    <w:lsdException w:name="Table List 6" w:semiHidden="1" w:unhideWhenUsed="1"/>
-    <w:lsdException w:name="Table List 7" w:semiHidden="1" w:unhideWhenUsed="1"/>
-    <w:lsdException w:name="Table List 8" w:semiHidden="1" w:unhideWhenUsed="1"/>
-    <w:lsdException w:name="Table 3D effects 1" w:semiHidden="1" w:unhideWhenUsed="1"/>
-    <w:lsdException w:name="Table 3D effects 2" w:semiHidden="1" w:unhideWhenUsed="1"/>
-    <w:lsdException w:name="Table 3D effects 3" w:semiHidden="1" w:unhideWhenUsed="1"/>
-    <w:lsdException w:name="Table Contemporary" w:semiHidden="1" w:unhideWhenUsed="1"/>
-    <w:lsdException w:name="Table Elegant" w:semiHidden="1" w:unhideWhenUsed="1"/>
-    <w:lsdException w:name="Table Professional" w:semiHidden="1" w:unhideWhenUsed="1"/>
-    <w:lsdException w:name="Table Subtle 1" w:semiHidden="1" w:unhideWhenUsed="1"/>
-    <w:lsdException w:name="Table Subtle 2" w:semiHidden="1" w:unhideWhenUsed="1"/>
-    <w:lsdException w:name="Table Web 1" w:semiHidden="1" w:unhideWhenUsed="1"/>
-    <w:lsdException w:name="Table Web 2" w:semiHidden="1" w:unhideWhenUsed="1"/>
-    <w:lsdException w:name="Table Web 3" w:semiHidden="1" w:unhideWhenUsed="1"/>
-    <w:lsdException w:name="Balloon Text" w:semiHidden="1" w:unhideWhenUsed="1"/>
-    <w:lsdException w:name="Table Grid" w:uiPriority="39"/>
-    <w:lsdException w:name="Table Theme" w:semiHidden="1" w:unhideWhenUsed="1"/>
-    <w:lsdException w:name="Placeholder Text" w:semiHidden="1"/>
-    <w:lsdException w:name="No Spacing" w:uiPriority="1" w:qFormat="1"/>
-    <w:lsdException w:name="Light Shading" w:uiPriority="60"/>
-    <w:lsdException w:name="Light List" w:uiPriority="61"/>
-    <w:lsdException w:name="Light Grid" w:uiPriority="62"/>
-    <w:lsdException w:name="Medium Shading 1" w:uiPriority="63"/>
-    <w:lsdException w:name="Medium Shading 2" w:uiPriority="64"/>
-    <w:lsdException w:name="Medium List 1" w:uiPriority="65"/>
-    <w:lsdException w:name="Medium List 2" w:uiPriority="66"/>
-    <w:lsdException w:name="Medium Grid 1" w:uiPriority="67"/>
-    <w:lsdException w:name="Medium Grid 2" w:uiPriority="68"/>
-    <w:lsdException w:name="Medium Grid 3" w:uiPriority="69"/>
-    <w:lsdException w:name="Dark List" w:uiPriority="70"/>
-    <w:lsdException w:name="Colorful Shading" w:uiPriority="71"/>
-    <w:lsdException w:name="Colorful List" w:uiPriority="72"/>
-    <w:lsdException w:name="Colorful Grid" w:uiPriority="73"/>
-    <w:lsdException w:name="Light Shading Accent 1" w:uiPriority="60"/>
-    <w:lsdException w:name="Light List Accent 1" w:uiPriority="61"/>
-    <w:lsdException w:name="Light Grid Accent 1" w:uiPriority="62"/>
-    <w:lsdException w:name="Medium Shading 1 Accent 1" w:uiPriority="63"/>
-    <w:lsdException w:name="Medium Shading 2 Accent 1" w:uiPriority="64"/>
-    <w:lsdException w:name="Medium List 1 Accent 1" w:uiPriority="65"/>
-    <w:lsdException w:name="Revision" w:semiHidden="1"/>
-    <w:lsdException w:name="List Paragraph" w:uiPriority="34" w:qFormat="1"/>
-    <w:lsdException w:name="Quote" w:uiPriority="29" w:qFormat="1"/>
-    <w:lsdException w:name="Intense Quote" w:uiPriority="30" w:qFormat="1"/>
-    <w:lsdException w:name="Medium List 2 Accent 1" w:uiPriority="66"/>
-    <w:lsdException w:name="Medium Grid 1 Accent 1" w:uiPriority="67"/>
-    <w:lsdException w:name="Medium Grid 2 Accent 1" w:uiPriority="68"/>
-    <w:lsdException w:name="Medium Grid 3 Accent 1" w:uiPriority="69"/>
-    <w:lsdException w:name="Dark List Accent 1" w:uiPriority="70"/>
-    <w:lsdException w:name="Colorful Shading Accent 1" w:uiPriority="71"/>
-    <w:lsdException w:name="Colorful List Accent 1" w:uiPriority="72"/>
-    <w:lsdException w:name="Colorful Grid Accent 1" w:uiPriority="73"/>
-    <w:lsdException w:name="Light Shading Accent 2" w:uiPriority="60"/>
-    <w:lsdException w:name="Light List Accent 2" w:uiPriority="61"/>
-    <w:lsdException w:name="Light Grid Accent 2" w:uiPriority="62"/>
-    <w:lsdException w:name="Medium Shading 1 Accent 2" w:uiPriority="63"/>
-    <w:lsdException w:name="Medium Shading 2 Accent 2" w:uiPriority="64"/>
-    <w:lsdException w:name="Medium List 1 Accent 2" w:uiPriority="65"/>
-    <w:lsdException w:name="Medium List 2 Accent 2" w:uiPriority="66"/>
-    <w:lsdException w:name="Medium Grid 1 Accent 2" w:uiPriority="67"/>
-    <w:lsdException w:name="Medium Grid 2 Accent 2" w:uiPriority="68"/>
-    <w:lsdException w:name="Medium Grid 3 Accent 2" w:uiPriority="69"/>
-    <w:lsdException w:name="Dark List Accent 2" w:uiPriority="70"/>
-    <w:lsdException w:name="Colorful Shading Accent 2" w:uiPriority="71"/>
-    <w:lsdException w:name="Colorful List Accent 2" w:uiPriority="72"/>
-    <w:lsdException w:name="Colorful Grid Accent 2" w:uiPriority="73"/>
-    <w:lsdException w:name="Light Shading Accent 3" w:uiPriority="60"/>
-    <w:lsdException w:name="Light List Accent 3" w:uiPriority="61"/>
-    <w:lsdException w:name="Light Grid Accent 3" w:uiPriority="62"/>
-    <w:lsdException w:name="Medium Shading 1 Accent 3" w:uiPriority="63"/>
-    <w:lsdException w:name="Medium Shading 2 Accent 3" w:uiPriority="64"/>
-    <w:lsdException w:name="Medium List 1 Accent 3" w:uiPriority="65"/>
-    <w:lsdException w:name="Medium List 2 Accent 3" w:uiPriority="66"/>
-    <w:lsdException w:name="Medium Grid 1 Accent 3" w:uiPriority="67"/>
-    <w:lsdException w:name="Medium Grid 2 Accent 3" w:uiPriority="68"/>
-    <w:lsdException w:name="Medium Grid 3 Accent 3" w:uiPriority="69"/>
-    <w:lsdException w:name="Dark List Accent 3" w:uiPriority="70"/>
-    <w:lsdException w:name="Colorful Shading Accent 3" w:uiPriority="71"/>
-    <w:lsdException w:name="Colorful List Accent 3" w:uiPriority="72"/>
-    <w:lsdException w:name="Colorful Grid Accent 3" w:uiPriority="73"/>
-    <w:lsdException w:name="Light Shading Accent 4" w:uiPriority="60"/>
-    <w:lsdException w:name="Light List Accent 4" w:uiPriority="61"/>
-    <w:lsdException w:name="Light Grid Accent 4" w:uiPriority="62"/>
-    <w:lsdException w:name="Medium Shading 1 Accent 4" w:uiPriority="63"/>
-    <w:lsdException w:name="Medium Shading 2 Accent 4" w:uiPriority="64"/>
-    <w:lsdException w:name="Medium List 1 Accent 4" w:uiPriority="65"/>
-    <w:lsdException w:name="Medium List 2 Accent 4" w:uiPriority="66"/>
-    <w:lsdException w:name="Medium Grid 1 Accent 4" w:uiPriority="67"/>
-    <w:lsdException w:name="Medium Grid 2 Accent 4" w:uiPriority="68"/>
-    <w:lsdException w:name="Medium Grid 3 Accent 4" w:uiPriority="69"/>
-    <w:lsdException w:name="Dark List Accent 4" w:uiPriority="70"/>
-    <w:lsdException w:name="Colorful Shading Accent 4" w:uiPriority="71"/>
-    <w:lsdException w:name="Colorful List Accent 4" w:uiPriority="72"/>
-    <w:lsdException w:name="Colorful Grid Accent 4" w:uiPriority="73"/>
-    <w:lsdException w:name="Light Shading Accent 5" w:uiPriority="60"/>
-    <w:lsdException w:name="Light List Accent 5" w:uiPriority="61"/>
-    <w:lsdException w:name="Light Grid Accent 5" w:uiPriority="62"/>
-    <w:lsdException w:name="Medium Shading 1 Accent 5" w:uiPriority="63"/>
-    <w:lsdException w:name="Medium Shading 2 Accent 5" w:uiPriority="64"/>
-    <w:lsdException w:name="Medium List 1 Accent 5" w:uiPriority="65"/>
-    <w:lsdException w:name="Medium List 2 Accent 5" w:uiPriority="66"/>
-    <w:lsdException w:name="Medium Grid 1 Accent 5" w:uiPriority="67"/>
-    <w:lsdException w:name="Medium Grid 2 Accent 5" w:uiPriority="68"/>
-    <w:lsdException w:name="Medium Grid 3 Accent 5" w:uiPriority="69"/>
-    <w:lsdException w:name="Dark List Accent 5" w:uiPriority="70"/>
-    <w:lsdException w:name="Colorful Shading Accent 5" w:uiPriority="71"/>
-    <w:lsdException w:name="Colorful List Accent 5" w:uiPriority="72"/>
-    <w:lsdException w:name="Colorful Grid Accent 5" w:uiPriority="73"/>
-    <w:lsdException w:name="Light Shading Accent 6" w:uiPriority="60"/>
-    <w:lsdException w:name="Light List Accent 6" w:uiPriority="61"/>
-    <w:lsdException w:name="Light Grid Accent 6" w:uiPriority="62"/>
-    <w:lsdException w:name="Medium Shading 1 Accent 6" w:uiPriority="63"/>
-    <w:lsdException w:name="Medium Shading 2 Accent 6" w:uiPriority="64"/>
-    <w:lsdException w:name="Medium List 1 Accent 6" w:uiPriority="65"/>
-    <w:lsdException w:name="Medium List 2 Accent 6" w:uiPriority="66"/>
-    <w:lsdException w:name="Medium Grid 1 Accent 6" w:uiPriority="67"/>
-    <w:lsdException w:name="Medium Grid 2 Accent 6" w:uiPriority="68"/>
-    <w:lsdException w:name="Medium Grid 3 Accent 6" w:uiPriority="69"/>
-    <w:lsdException w:name="Dark List Accent 6" w:uiPriority="70"/>
-    <w:lsdException w:name="Colorful Shading Accent 6" w:uiPriority="71"/>
-    <w:lsdException w:name="Colorful List Accent 6" w:uiPriority="72"/>
-    <w:lsdException w:name="Colorful Grid Accent 6" w:uiPriority="73"/>
-    <w:lsdException w:name="Subtle Emphasis" w:uiPriority="19" w:qFormat="1"/>
-    <w:lsdException w:name="Intense Emphasis" w:uiPriority="21" w:qFormat="1"/>
-    <w:lsdException w:name="Subtle Reference" w:uiPriority="31" w:qFormat="1"/>
-    <w:lsdException w:name="Intense Reference" w:uiPriority="32" w:qFormat="1"/>
-    <w:lsdException w:name="Book Title" w:uiPriority="33" w:qFormat="1"/>
-    <w:lsdException w:name="Bibliography" w:semiHidden="1" w:uiPriority="37" w:unhideWhenUsed="1"/>
-    <w:lsdException w:name="TOC Heading" w:semiHidden="1" w:uiPriority="39" w:unhideWhenUsed="1" w:qFormat="1"/>
-    <w:lsdException w:name="Plain Table 1" w:uiPriority="41"/>
-    <w:lsdException w:name="Plain Table 2" w:uiPriority="42"/>
-    <w:lsdException w:name="Plain Table 3" w:uiPriority="43"/>
-    <w:lsdException w:name="Plain Table 4" w:uiPriority="44"/>
-    <w:lsdException w:name="Plain Table 5" w:uiPriority="45"/>
-    <w:lsdException w:name="Grid Table Light" w:uiPriority="40"/>
-    <w:lsdException w:name="Grid Table 1 Light" w:uiPriority="46"/>
-    <w:lsdException w:name="Grid Table 2" w:uiPriority="47"/>
-    <w:lsdException w:name="Grid Table 3" w:uiPriority="48"/>
-    <w:lsdException w:name="Grid Table 4" w:uiPriority="49"/>
-    <w:lsdException w:name="Grid Table 5 Dark" w:uiPriority="50"/>
-    <w:lsdException w:name="Grid Table 6 Colorful" w:uiPriority="51"/>
-    <w:lsdException w:name="Grid Table 7 Colorful" w:uiPriority="52"/>
-    <w:lsdException w:name="Grid Table 1 Light Accent 1" w:uiPriority="46"/>
-    <w:lsdException w:name="Grid Table 2 Accent 1" w:uiPriority="47"/>
-    <w:lsdException w:name="Grid Table 3 Accent 1" w:uiPriority="48"/>
-    <w:lsdException w:name="Grid Table 4 Accent 1" w:uiPriority="49"/>
-    <w:lsdException w:name="Grid Table 5 Dark Accent 1" w:uiPriority="50"/>
-    <w:lsdException w:name="Grid Table 6 Colorful Accent 1" w:uiPriority="51"/>
-    <w:lsdException w:name="Grid Table 7 Colorful Accent 1" w:uiPriority="52"/>
-    <w:lsdException w:name="Grid Table 1 Light Accent 2" w:uiPriority="46"/>
-    <w:lsdException w:name="Grid Table 2 Accent 2" w:uiPriority="47"/>
-    <w:lsdException w:name="Grid Table 3 Accent 2" w:uiPriority="48"/>
-    <w:lsdException w:name="Grid Table 4 Accent 2" w:uiPriority="49"/>
-    <w:lsdException w:name="Grid Table 5 Dark Accent 2" w:uiPriority="50"/>
-    <w:lsdException w:name="Grid Table 6 Colorful Accent 2" w:uiPriority="51"/>
-    <w:lsdException w:name="Grid Table 7 Colorful Accent 2" w:uiPriority="52"/>
-    <w:lsdException w:name="Grid Table 1 Light Accent 3" w:uiPriority="46"/>
-    <w:lsdException w:name="Grid Table 2 Accent 3" w:uiPriority="47"/>
-    <w:lsdException w:name="Grid Table 3 Accent 3" w:uiPriority="48"/>
-    <w:lsdException w:name="Grid Table 4 Accent 3" w:uiPriority="49"/>
-    <w:lsdException w:name="Grid Table 5 Dark Accent 3" w:uiPriority="50"/>
-    <w:lsdException w:name="Grid Table 6 Colorful Accent 3" w:uiPriority="51"/>
-    <w:lsdException w:name="Grid Table 7 Colorful Accent 3" w:uiPriority="52"/>
-    <w:lsdException w:name="Grid Table 1 Light Accent 4" w:uiPriority="46"/>
-    <w:lsdException w:name="Grid Table 2 Accent 4" w:uiPriority="47"/>
-    <w:lsdException w:name="Grid Table 3 Accent 4" w:uiPriority="48"/>
-    <w:lsdException w:name="Grid Table 4 Accent 4" w:uiPriority="49"/>
-    <w:lsdException w:name="Grid Table 5 Dark Accent 4" w:uiPriority="50"/>
-    <w:lsdException w:name="Grid Table 6 Colorful Accent 4" w:uiPriority="51"/>
-    <w:lsdException w:name="Grid Table 7 Colorful Accent 4" w:uiPriority="52"/>
-    <w:lsdException w:name="Grid Table 1 Light Accent 5" w:uiPriority="46"/>
-    <w:lsdException w:name="Grid Table 2 Accent 5" w:uiPriority="47"/>
-    <w:lsdException w:name="Grid Table 3 Accent 5" w:uiPriority="48"/>
-    <w:lsdException w:name="Grid Table 4 Accent 5" w:uiPriority="49"/>
-    <w:lsdException w:name="Grid Table 5 Dark Accent 5" w:uiPriority="50"/>
-    <w:lsdException w:name="Grid Table 6 Colorful Accent 5" w:uiPriority="51"/>
-    <w:lsdException w:name="Grid Table 7 Colorful Accent 5" w:uiPriority="52"/>
-    <w:lsdException w:name="Grid Table 1 Light Accent 6" w:uiPriority="46"/>
-    <w:lsdException w:name="Grid Table 2 Accent 6" w:uiPriority="47"/>
-    <w:lsdException w:name="Grid Table 3 Accent 6" w:uiPriority="48"/>
-    <w:lsdException w:name="Grid Table 4 Accent 6" w:uiPriority="49"/>
-    <w:lsdException w:name="Grid Table 5 Dark Accent 6" w:uiPriority="50"/>
-    <w:lsdException w:name="Grid Table 6 Colorful Accent 6" w:uiPriority="51"/>
-    <w:lsdException w:name="Grid Table 7 Colorful Accent 6" w:uiPriority="52"/>
-    <w:lsdException w:name="List Table 1 Light" w:uiPriority="46"/>
-    <w:lsdException w:name="List Table 2" w:uiPriority="47"/>
-    <w:lsdException w:name="List Table 3" w:uiPriority="48"/>
-    <w:lsdException w:name="List Table 4" w:uiPriority="49"/>
-    <w:lsdException w:name="List Table 5 Dark" w:uiPriority="50"/>
-    <w:lsdException w:name="List Table 6 Colorful" w:uiPriority="51"/>
-    <w:lsdException w:name="List Table 7 Colorful" w:uiPriority="52"/>
-    <w:lsdException w:name="List Table 1 Light Accent 1" w:uiPriority="46"/>
-    <w:lsdException w:name="List Table 2 Accent 1" w:uiPriority="47"/>
-    <w:lsdException w:name="List Table 3 Accent 1" w:uiPriority="48"/>
-    <w:lsdException w:name="List Table 4 Accent 1" w:uiPriority="49"/>
-    <w:lsdException w:name="List Table 5 Dark Accent 1" w:uiPriority="50"/>
-    <w:lsdException w:name="List Table 6 Colorful Accent 1" w:uiPriority="51"/>
-    <w:lsdException w:name="List Table 7 Colorful Accent 1" w:uiPriority="52"/>
-    <w:lsdException w:name="List Table 1 Light Accent 2" w:uiPriority="46"/>
-    <w:lsdException w:name="List Table 2 Accent 2" w:uiPriority="47"/>
-    <w:lsdException w:name="List Table 3 Accent 2" w:uiPriority="48"/>
-    <w:lsdException w:name="List Table 4 Accent 2" w:uiPriority="49"/>
-    <w:lsdException w:name="List Table 5 Dark Accent 2" w:uiPriority="50"/>
-    <w:lsdException w:name="List Table 6 Colorful Accent 2" w:uiPriority="51"/>
-    <w:lsdException w:name="List Table 7 Colorful Accent 2" w:uiPriority="52"/>
-    <w:lsdException w:name="List Table 1 Light Accent 3" w:uiPriority="46"/>
-    <w:lsdException w:name="List Table 2 Accent 3" w:uiPriority="47"/>
-    <w:lsdException w:name="List Table 3 Accent 3" w:uiPriority="48"/>
-    <w:lsdException w:name="List Table 4 Accent 3" w:uiPriority="49"/>
-    <w:lsdException w:name="List Table 5 Dark Accent 3" w:uiPriority="50"/>
-    <w:lsdException w:name="List Table 6 Colorful Accent 3" w:uiPriority="51"/>
-    <w:lsdException w:name="List Table 7 Colorful Accent 3" w:uiPriority="52"/>
-    <w:lsdException w:name="List Table 1 Light Accent 4" w:uiPriority="46"/>
-    <w:lsdException w:name="List Table 2 Accent 4" w:uiPriority="47"/>
-    <w:lsdException w:name="List Table 3 Accent 4" w:uiPriority="48"/>
-    <w:lsdException w:name="List Table 4 Accent 4" w:uiPriority="49"/>
-    <w:lsdException w:name="List Table 5 Dark Accent 4" w:uiPriority="50"/>
-    <w:lsdException w:name="List Table 6 Colorful Accent 4" w:uiPriority="51"/>
-    <w:lsdException w:name="List Table 7 Colorful Accent 4" w:uiPriority="52"/>
-    <w:lsdException w:name="List Table 1 Light Accent 5" w:uiPriority="46"/>
-    <w:lsdException w:name="List Table 2 Accent 5" w:uiPriority="47"/>
-    <w:lsdException w:name="List Table 3 Accent 5" w:uiPriority="48"/>
-    <w:lsdException w:name="List Table 4 Accent 5" w:uiPriority="49"/>
-    <w:lsdException w:name="List Table 5 Dark Accent 5" w:uiPriority="50"/>
-    <w:lsdException w:name="List Table 6 Colorful Accent 5" w:uiPriority="51"/>
-    <w:lsdException w:name="List Table 7 Colorful Accent 5" w:uiPriority="52"/>
-    <w:lsdException w:name="List Table 1 Light Accent 6" w:uiPriority="46"/>
-    <w:lsdException w:name="List Table 2 Accent 6" w:uiPriority="47"/>
-    <w:lsdException w:name="List Table 3 Accent 6" w:uiPriority="48"/>
-    <w:lsdException w:name="List Table 4 Accent 6" w:uiPriority="49"/>
-    <w:lsdException w:name="List Table 5 Dark Accent 6" w:uiPriority="50"/>
-    <w:lsdException w:name="List Table 6 Colorful Accent 6" w:uiPriority="51"/>
-    <w:lsdException w:name="List Table 7 Colorful Accent 6" w:uiPriority="52"/>
-    <w:lsdException w:name="Mention" w:semiHidden="1" w:unhideWhenUsed="1"/>
-    <w:lsdException w:name="Smart Hyperlink" w:semiHidden="1" w:unhideWhenUsed="1"/>
-    <w:lsdException w:name="Hashtag" w:semiHidden="1" w:unhideWhenUsed="1"/>
-    <w:lsdException w:name="Unresolved Mention" w:semiHidden="1" w:unhideWhenUsed="1"/>
-    <w:lsdException w:name="Smart Link" w:semiHidden="1" w:unhideWhenUsed="1"/>
-    <w:lsdException w:name="Smart Link Error" w:semiHidden="1" w:unhideWhenUsed="1"/>
-  </w:latentStyles>
-  <w:style w:type="paragraph" w:default="1" w:styleId="Normal">
-    <w:name w:val="Normal"/>
-    <w:qFormat/>
-  </w:style>
-  <w:style w:type="paragraph" w:styleId="Heading1">
-    <w:name w:val="heading 1"/>
-    <w:basedOn w:val="Normal"/>
-    <w:next w:val="Normal"/>
-    <w:link w:val="Heading1Char"/>
-    <w:uiPriority w:val="2"/>
-    <w:qFormat/>
-    <w:rsid w:val="00D449D7"/>
-    <w:pPr>
-      <w:outlineLvl w:val="0"/>
-    </w:pPr>
-    <w:rPr>
-      <w:rFonts w:eastAsiaTheme="minorHAnsi"/>
-      <w:b/>
-      <w:color w:val="FFFFFF" w:themeColor="background1"/>
-      <w:sz w:val="20"/>
-    </w:rPr>
-  </w:style>
-  <w:style w:type="character" w:default="1" w:styleId="DefaultParagraphFont">
-    <w:name w:val="Default Paragraph Font"/>
-    <w:uiPriority w:val="1"/>
-    <w:semiHidden/>
-    <w:unhideWhenUsed/>
-  </w:style>
-  <w:style w:type="table" w:default="1" w:styleId="TableNormal">
-    <w:name w:val="Normal Table"/>
-    <w:uiPriority w:val="99"/>
-    <w:semiHidden/>
-    <w:unhideWhenUsed/>
-    <w:tblPr>
-      <w:tblInd w:w="0" w:type="dxa"/>
-      <w:tblCellMar>
-        <w:top w:w="0" w:type="dxa"/>
-        <w:left w:w="108" w:type="dxa"/>
-        <w:bottom w:w="0" w:type="dxa"/>
-        <w:right w:w="108" w:type="dxa"/>
-      </w:tblCellMar>
-    </w:tblPr>
-  </w:style>
-  <w:style w:type="numbering" w:default="1" w:styleId="NoList">
-    <w:name w:val="No List"/>
-    <w:uiPriority w:val="99"/>
-    <w:semiHidden/>
-    <w:unhideWhenUsed/>
-  </w:style>
-  <w:style w:type="paragraph" w:customStyle="1" w:styleId="DDB75FE228394848870247A966923E4E">
-    <w:name w:val="DDB75FE228394848870247A966923E4E"/>
-  </w:style>
-  <w:style w:type="paragraph" w:customStyle="1" w:styleId="326DE512A9DB4F658DE1C6BA8B892DC8">
-    <w:name w:val="326DE512A9DB4F658DE1C6BA8B892DC8"/>
-  </w:style>
-  <w:style w:type="paragraph" w:customStyle="1" w:styleId="6B3A4F78FAA840E389F1BAA12619CAF5">
-    <w:name w:val="6B3A4F78FAA840E389F1BAA12619CAF5"/>
-  </w:style>
-  <w:style w:type="paragraph" w:customStyle="1" w:styleId="65050D5221644BA585D6FF2F90EFC1E0">
-    <w:name w:val="65050D5221644BA585D6FF2F90EFC1E0"/>
-  </w:style>
-  <w:style w:type="paragraph" w:customStyle="1" w:styleId="1181D7C3CA9D4969A119B1EBB71E38AE">
-    <w:name w:val="1181D7C3CA9D4969A119B1EBB71E38AE"/>
-  </w:style>
-  <w:style w:type="paragraph" w:customStyle="1" w:styleId="DFF2CE87CE1A4089B7694F78E3020FEA">
-    <w:name w:val="DFF2CE87CE1A4089B7694F78E3020FEA"/>
-  </w:style>
-  <w:style w:type="paragraph" w:customStyle="1" w:styleId="3413FC2C907346CFA87B993089E728AB">
-    <w:name w:val="3413FC2C907346CFA87B993089E728AB"/>
-  </w:style>
-  <w:style w:type="paragraph" w:customStyle="1" w:styleId="BDCA1DC04C5F4C2A8F7C57EA0A37C10B">
-    <w:name w:val="BDCA1DC04C5F4C2A8F7C57EA0A37C10B"/>
-  </w:style>
-  <w:style w:type="paragraph" w:customStyle="1" w:styleId="13DB612B5B84405F93DDD5DC15EBF3B1">
-    <w:name w:val="13DB612B5B84405F93DDD5DC15EBF3B1"/>
-  </w:style>
-  <w:style w:type="paragraph" w:customStyle="1" w:styleId="CF101E3DFFF24DCB8407FFCED31757E2">
-    <w:name w:val="CF101E3DFFF24DCB8407FFCED31757E2"/>
-  </w:style>
-  <w:style w:type="paragraph" w:customStyle="1" w:styleId="9038F03AC43B469B825C7EFE21B785B6">
-    <w:name w:val="9038F03AC43B469B825C7EFE21B785B6"/>
-  </w:style>
-  <w:style w:type="paragraph" w:customStyle="1" w:styleId="FB9BD04317014B2FB0016DD7EF75BB5C">
-    <w:name w:val="FB9BD04317014B2FB0016DD7EF75BB5C"/>
-  </w:style>
-  <w:style w:type="paragraph" w:customStyle="1" w:styleId="2B456DA5C67B40B5A5DDF2A46C29A161">
-    <w:name w:val="2B456DA5C67B40B5A5DDF2A46C29A161"/>
-  </w:style>
-  <w:style w:type="paragraph" w:customStyle="1" w:styleId="6A483B8DFA4B48C7987539C47D1D5857">
-    <w:name w:val="6A483B8DFA4B48C7987539C47D1D5857"/>
-  </w:style>
-  <w:style w:type="paragraph" w:customStyle="1" w:styleId="AFDC3A4F84B747A28A0D67742B5BF2EE">
-    <w:name w:val="AFDC3A4F84B747A28A0D67742B5BF2EE"/>
-  </w:style>
-  <w:style w:type="paragraph" w:customStyle="1" w:styleId="5FEA7CEF3CDF4B1E9DE38FDA97D8D208">
-    <w:name w:val="5FEA7CEF3CDF4B1E9DE38FDA97D8D208"/>
-  </w:style>
-  <w:style w:type="paragraph" w:customStyle="1" w:styleId="9BD7C356C70E407F812312094DAA0C78">
-    <w:name w:val="9BD7C356C70E407F812312094DAA0C78"/>
-  </w:style>
-  <w:style w:type="paragraph" w:customStyle="1" w:styleId="17B3A364AC9E420DB52505DCC548A6CD">
-    <w:name w:val="17B3A364AC9E420DB52505DCC548A6CD"/>
-  </w:style>
-  <w:style w:type="paragraph" w:customStyle="1" w:styleId="B97FC100FA54444B8560C7E72B706597">
-    <w:name w:val="B97FC100FA54444B8560C7E72B706597"/>
-  </w:style>
-  <w:style w:type="paragraph" w:customStyle="1" w:styleId="4A76EA4069E64984BBAA8677A42E9E41">
-    <w:name w:val="4A76EA4069E64984BBAA8677A42E9E41"/>
-  </w:style>
-  <w:style w:type="paragraph" w:customStyle="1" w:styleId="801DB4AAA7AF4CFABA7D84E5D95D0C50">
-    <w:name w:val="801DB4AAA7AF4CFABA7D84E5D95D0C50"/>
-  </w:style>
-  <w:style w:type="paragraph" w:customStyle="1" w:styleId="154CB4A24C14422291E605993235F16D">
-    <w:name w:val="154CB4A24C14422291E605993235F16D"/>
-  </w:style>
-  <w:style w:type="paragraph" w:customStyle="1" w:styleId="70C14F238C314BA783E44AEFE8BCFC22">
-    <w:name w:val="70C14F238C314BA783E44AEFE8BCFC22"/>
-  </w:style>
-  <w:style w:type="character" w:styleId="PlaceholderText">
-    <w:name w:val="Placeholder Text"/>
-    <w:basedOn w:val="DefaultParagraphFont"/>
-    <w:uiPriority w:val="99"/>
-    <w:semiHidden/>
-    <w:rsid w:val="005D1FCB"/>
-    <w:rPr>
-      <w:color w:val="808080"/>
-    </w:rPr>
-  </w:style>
-  <w:style w:type="paragraph" w:customStyle="1" w:styleId="DDB75FE228394848870247A966923E4E1">
-    <w:name w:val="DDB75FE228394848870247A966923E4E1"/>
-    <w:rsid w:val="00EF66FC"/>
-    <w:pPr>
-      <w:spacing w:before="440" w:after="340" w:line="228" w:lineRule="auto"/>
-      <w:ind w:left="720" w:right="720"/>
-      <w:contextualSpacing/>
-      <w:jc w:val="center"/>
-    </w:pPr>
-    <w:rPr>
-      <w:rFonts w:asciiTheme="majorHAnsi" w:eastAsiaTheme="majorEastAsia" w:hAnsiTheme="majorHAnsi" w:cstheme="majorBidi"/>
-      <w:b/>
-      <w:caps/>
-      <w:color w:val="FFFFFF" w:themeColor="background1"/>
-      <w:kern w:val="28"/>
-      <w:sz w:val="62"/>
-      <w:szCs w:val="20"/>
-      <w:lang w:eastAsia="ja-JP"/>
-      <w14:ligatures w14:val="standard"/>
-      <w14:stylisticSets>
-        <w14:styleSet w14:id="7"/>
-      </w14:stylisticSets>
-    </w:rPr>
-  </w:style>
-  <w:style w:type="paragraph" w:customStyle="1" w:styleId="326DE512A9DB4F658DE1C6BA8B892DC81">
-    <w:name w:val="326DE512A9DB4F658DE1C6BA8B892DC81"/>
-    <w:rsid w:val="00EF66FC"/>
-    <w:pPr>
-      <w:outlineLvl w:val="0"/>
-    </w:pPr>
-    <w:rPr>
-      <w:rFonts w:eastAsiaTheme="minorHAnsi"/>
-      <w:b/>
-      <w:color w:val="FFFFFF" w:themeColor="background1"/>
-      <w:sz w:val="20"/>
-    </w:rPr>
-  </w:style>
-  <w:style w:type="paragraph" w:customStyle="1" w:styleId="6B3A4F78FAA840E389F1BAA12619CAF51">
-    <w:name w:val="6B3A4F78FAA840E389F1BAA12619CAF51"/>
-    <w:rsid w:val="00EF66FC"/>
-    <w:pPr>
-      <w:jc w:val="center"/>
-      <w:outlineLvl w:val="1"/>
-    </w:pPr>
-    <w:rPr>
-      <w:rFonts w:asciiTheme="majorHAnsi" w:eastAsiaTheme="minorHAnsi" w:hAnsiTheme="majorHAnsi"/>
-      <w:b/>
-      <w:color w:val="FFFFFF" w:themeColor="background1"/>
-      <w:sz w:val="28"/>
-      <w:szCs w:val="24"/>
-    </w:rPr>
-  </w:style>
-  <w:style w:type="paragraph" w:customStyle="1" w:styleId="65050D5221644BA585D6FF2F90EFC1E01">
-    <w:name w:val="65050D5221644BA585D6FF2F90EFC1E01"/>
-    <w:rsid w:val="00EF66FC"/>
-    <w:rPr>
-      <w:rFonts w:eastAsiaTheme="minorHAnsi"/>
-      <w:color w:val="FFFFFF" w:themeColor="background1"/>
-    </w:rPr>
-  </w:style>
-  <w:style w:type="paragraph" w:customStyle="1" w:styleId="1181D7C3CA9D4969A119B1EBB71E38AE1">
-    <w:name w:val="1181D7C3CA9D4969A119B1EBB71E38AE1"/>
-    <w:rsid w:val="00EF66FC"/>
-    <w:pPr>
-      <w:jc w:val="center"/>
-      <w:outlineLvl w:val="1"/>
-    </w:pPr>
-    <w:rPr>
-      <w:rFonts w:asciiTheme="majorHAnsi" w:eastAsiaTheme="minorHAnsi" w:hAnsiTheme="majorHAnsi"/>
-      <w:b/>
-      <w:color w:val="FFFFFF" w:themeColor="background1"/>
-      <w:sz w:val="28"/>
-      <w:szCs w:val="24"/>
-    </w:rPr>
-  </w:style>
-  <w:style w:type="paragraph" w:customStyle="1" w:styleId="DFF2CE87CE1A4089B7694F78E3020FEA1">
-    <w:name w:val="DFF2CE87CE1A4089B7694F78E3020FEA1"/>
-    <w:rsid w:val="00EF66FC"/>
-    <w:rPr>
-      <w:rFonts w:eastAsiaTheme="minorHAnsi"/>
-      <w:color w:val="FFFFFF" w:themeColor="background1"/>
-    </w:rPr>
-  </w:style>
-  <w:style w:type="paragraph" w:customStyle="1" w:styleId="3413FC2C907346CFA87B993089E728AB1">
-    <w:name w:val="3413FC2C907346CFA87B993089E728AB1"/>
-    <w:rsid w:val="00EF66FC"/>
-    <w:pPr>
-      <w:jc w:val="center"/>
-      <w:outlineLvl w:val="1"/>
-    </w:pPr>
-    <w:rPr>
-      <w:rFonts w:asciiTheme="majorHAnsi" w:eastAsiaTheme="minorHAnsi" w:hAnsiTheme="majorHAnsi"/>
-      <w:b/>
-      <w:color w:val="FFFFFF" w:themeColor="background1"/>
-      <w:sz w:val="28"/>
-      <w:szCs w:val="24"/>
-    </w:rPr>
-  </w:style>
-  <w:style w:type="paragraph" w:customStyle="1" w:styleId="BDCA1DC04C5F4C2A8F7C57EA0A37C10B1">
-    <w:name w:val="BDCA1DC04C5F4C2A8F7C57EA0A37C10B1"/>
-    <w:rsid w:val="00EF66FC"/>
-    <w:pPr>
-      <w:jc w:val="center"/>
-      <w:outlineLvl w:val="1"/>
-    </w:pPr>
-    <w:rPr>
-      <w:rFonts w:asciiTheme="majorHAnsi" w:eastAsiaTheme="minorHAnsi" w:hAnsiTheme="majorHAnsi"/>
-      <w:b/>
-      <w:color w:val="FFFFFF" w:themeColor="background1"/>
-      <w:sz w:val="28"/>
-      <w:szCs w:val="24"/>
-    </w:rPr>
-  </w:style>
-  <w:style w:type="paragraph" w:customStyle="1" w:styleId="13DB612B5B84405F93DDD5DC15EBF3B11">
-    <w:name w:val="13DB612B5B84405F93DDD5DC15EBF3B11"/>
-    <w:rsid w:val="00EF66FC"/>
-    <w:rPr>
-      <w:rFonts w:eastAsiaTheme="minorHAnsi"/>
-      <w:color w:val="FFFFFF" w:themeColor="background1"/>
-    </w:rPr>
-  </w:style>
-  <w:style w:type="paragraph" w:customStyle="1" w:styleId="CF101E3DFFF24DCB8407FFCED31757E21">
-    <w:name w:val="CF101E3DFFF24DCB8407FFCED31757E21"/>
-    <w:rsid w:val="00EF66FC"/>
-    <w:pPr>
-      <w:jc w:val="center"/>
-      <w:outlineLvl w:val="1"/>
-    </w:pPr>
-    <w:rPr>
-      <w:rFonts w:asciiTheme="majorHAnsi" w:eastAsiaTheme="minorHAnsi" w:hAnsiTheme="majorHAnsi"/>
-      <w:b/>
-      <w:color w:val="FFFFFF" w:themeColor="background1"/>
-      <w:sz w:val="28"/>
-      <w:szCs w:val="24"/>
-    </w:rPr>
-  </w:style>
-  <w:style w:type="paragraph" w:customStyle="1" w:styleId="9038F03AC43B469B825C7EFE21B785B61">
-    <w:name w:val="9038F03AC43B469B825C7EFE21B785B61"/>
-    <w:rsid w:val="00EF66FC"/>
-    <w:rPr>
-      <w:rFonts w:eastAsiaTheme="minorHAnsi"/>
-      <w:color w:val="FFFFFF" w:themeColor="background1"/>
-    </w:rPr>
-  </w:style>
-  <w:style w:type="paragraph" w:customStyle="1" w:styleId="FB9BD04317014B2FB0016DD7EF75BB5C1">
-    <w:name w:val="FB9BD04317014B2FB0016DD7EF75BB5C1"/>
-    <w:rsid w:val="00EF66FC"/>
-    <w:rPr>
-      <w:rFonts w:eastAsiaTheme="minorHAnsi"/>
-      <w:color w:val="FFFFFF" w:themeColor="background1"/>
-    </w:rPr>
-  </w:style>
-  <w:style w:type="paragraph" w:customStyle="1" w:styleId="2B456DA5C67B40B5A5DDF2A46C29A1611">
-    <w:name w:val="2B456DA5C67B40B5A5DDF2A46C29A1611"/>
-    <w:rsid w:val="00EF66FC"/>
-    <w:rPr>
-      <w:rFonts w:eastAsiaTheme="minorHAnsi"/>
-      <w:color w:val="FFFFFF" w:themeColor="background1"/>
-    </w:rPr>
-  </w:style>
-  <w:style w:type="paragraph" w:customStyle="1" w:styleId="6A483B8DFA4B48C7987539C47D1D58571">
-    <w:name w:val="6A483B8DFA4B48C7987539C47D1D58571"/>
-    <w:rsid w:val="00EF66FC"/>
-    <w:pPr>
-      <w:jc w:val="center"/>
-      <w:outlineLvl w:val="1"/>
-    </w:pPr>
-    <w:rPr>
-      <w:rFonts w:asciiTheme="majorHAnsi" w:eastAsiaTheme="minorHAnsi" w:hAnsiTheme="majorHAnsi"/>
-      <w:b/>
-      <w:color w:val="FFFFFF" w:themeColor="background1"/>
-      <w:sz w:val="28"/>
-      <w:szCs w:val="24"/>
-    </w:rPr>
-  </w:style>
-  <w:style w:type="paragraph" w:customStyle="1" w:styleId="AFDC3A4F84B747A28A0D67742B5BF2EE1">
-    <w:name w:val="AFDC3A4F84B747A28A0D67742B5BF2EE1"/>
-    <w:rsid w:val="00EF66FC"/>
-    <w:rPr>
-      <w:rFonts w:eastAsiaTheme="minorHAnsi"/>
-      <w:color w:val="FFFFFF" w:themeColor="background1"/>
-    </w:rPr>
-  </w:style>
-  <w:style w:type="paragraph" w:customStyle="1" w:styleId="5FEA7CEF3CDF4B1E9DE38FDA97D8D2081">
-    <w:name w:val="5FEA7CEF3CDF4B1E9DE38FDA97D8D2081"/>
-    <w:rsid w:val="00EF66FC"/>
-    <w:rPr>
-      <w:rFonts w:eastAsiaTheme="minorHAnsi"/>
-      <w:color w:val="FFFFFF" w:themeColor="background1"/>
-    </w:rPr>
-  </w:style>
-  <w:style w:type="paragraph" w:customStyle="1" w:styleId="9BD7C356C70E407F812312094DAA0C781">
-    <w:name w:val="9BD7C356C70E407F812312094DAA0C781"/>
-    <w:rsid w:val="00EF66FC"/>
-    <w:pPr>
-      <w:jc w:val="center"/>
-      <w:outlineLvl w:val="1"/>
-    </w:pPr>
-    <w:rPr>
-      <w:rFonts w:asciiTheme="majorHAnsi" w:eastAsiaTheme="minorHAnsi" w:hAnsiTheme="majorHAnsi"/>
-      <w:b/>
-      <w:color w:val="FFFFFF" w:themeColor="background1"/>
-      <w:sz w:val="28"/>
-      <w:szCs w:val="24"/>
-    </w:rPr>
-  </w:style>
-  <w:style w:type="paragraph" w:customStyle="1" w:styleId="17B3A364AC9E420DB52505DCC548A6CD1">
-    <w:name w:val="17B3A364AC9E420DB52505DCC548A6CD1"/>
-    <w:rsid w:val="00EF66FC"/>
-    <w:rPr>
-      <w:rFonts w:eastAsiaTheme="minorHAnsi"/>
-      <w:color w:val="FFFFFF" w:themeColor="background1"/>
-    </w:rPr>
-  </w:style>
-  <w:style w:type="paragraph" w:customStyle="1" w:styleId="B97FC100FA54444B8560C7E72B7065971">
-    <w:name w:val="B97FC100FA54444B8560C7E72B7065971"/>
-    <w:rsid w:val="00EF66FC"/>
-    <w:rPr>
-      <w:rFonts w:eastAsiaTheme="minorHAnsi"/>
-      <w:color w:val="FFFFFF" w:themeColor="background1"/>
-    </w:rPr>
-  </w:style>
-  <w:style w:type="paragraph" w:customStyle="1" w:styleId="4A76EA4069E64984BBAA8677A42E9E411">
-    <w:name w:val="4A76EA4069E64984BBAA8677A42E9E411"/>
-    <w:rsid w:val="00EF66FC"/>
-    <w:pPr>
-      <w:jc w:val="center"/>
-      <w:outlineLvl w:val="1"/>
-    </w:pPr>
-    <w:rPr>
-      <w:rFonts w:asciiTheme="majorHAnsi" w:eastAsiaTheme="minorHAnsi" w:hAnsiTheme="majorHAnsi"/>
-      <w:b/>
-      <w:color w:val="FFFFFF" w:themeColor="background1"/>
-      <w:sz w:val="28"/>
-      <w:szCs w:val="24"/>
-    </w:rPr>
-  </w:style>
-  <w:style w:type="paragraph" w:customStyle="1" w:styleId="801DB4AAA7AF4CFABA7D84E5D95D0C501">
-    <w:name w:val="801DB4AAA7AF4CFABA7D84E5D95D0C501"/>
-    <w:rsid w:val="00EF66FC"/>
-    <w:rPr>
-      <w:rFonts w:eastAsiaTheme="minorHAnsi"/>
-      <w:color w:val="FFFFFF" w:themeColor="background1"/>
-    </w:rPr>
-  </w:style>
-  <w:style w:type="paragraph" w:customStyle="1" w:styleId="154CB4A24C14422291E605993235F16D1">
-    <w:name w:val="154CB4A24C14422291E605993235F16D1"/>
-    <w:rsid w:val="00EF66FC"/>
-    <w:rPr>
-      <w:rFonts w:eastAsiaTheme="minorHAnsi"/>
-      <w:color w:val="FFFFFF" w:themeColor="background1"/>
-    </w:rPr>
-  </w:style>
-  <w:style w:type="paragraph" w:customStyle="1" w:styleId="70C14F238C314BA783E44AEFE8BCFC221">
-    <w:name w:val="70C14F238C314BA783E44AEFE8BCFC221"/>
-    <w:rsid w:val="00EF66FC"/>
-    <w:pPr>
-      <w:outlineLvl w:val="0"/>
-    </w:pPr>
-    <w:rPr>
-      <w:rFonts w:eastAsiaTheme="minorHAnsi"/>
-      <w:b/>
-      <w:color w:val="FFFFFF" w:themeColor="background1"/>
-      <w:sz w:val="20"/>
-    </w:rPr>
-  </w:style>
-  <w:style w:type="character" w:customStyle="1" w:styleId="Heading1Char">
-    <w:name w:val="Heading 1 Char"/>
-    <w:basedOn w:val="DefaultParagraphFont"/>
-    <w:link w:val="Heading1"/>
-    <w:uiPriority w:val="2"/>
-    <w:rsid w:val="00D449D7"/>
-    <w:rPr>
-      <w:rFonts w:eastAsiaTheme="minorHAnsi"/>
-      <w:b/>
-      <w:color w:val="FFFFFF" w:themeColor="background1"/>
-      <w:sz w:val="20"/>
-    </w:rPr>
-  </w:style>
-  <w:style w:type="paragraph" w:customStyle="1" w:styleId="DDB75FE228394848870247A966923E4E2">
-    <w:name w:val="DDB75FE228394848870247A966923E4E2"/>
-    <w:rsid w:val="00EF66FC"/>
-    <w:pPr>
-      <w:spacing w:before="440" w:after="340" w:line="228" w:lineRule="auto"/>
-      <w:ind w:left="720" w:right="720"/>
-      <w:contextualSpacing/>
-      <w:jc w:val="center"/>
-    </w:pPr>
-    <w:rPr>
-      <w:rFonts w:asciiTheme="majorHAnsi" w:eastAsiaTheme="majorEastAsia" w:hAnsiTheme="majorHAnsi" w:cstheme="majorBidi"/>
-      <w:b/>
-      <w:caps/>
-      <w:color w:val="FFFFFF" w:themeColor="background1"/>
-      <w:kern w:val="28"/>
-      <w:sz w:val="62"/>
-      <w:szCs w:val="20"/>
-      <w:lang w:eastAsia="ja-JP"/>
-      <w14:ligatures w14:val="standard"/>
-      <w14:stylisticSets>
-        <w14:styleSet w14:id="7"/>
-      </w14:stylisticSets>
-    </w:rPr>
-  </w:style>
-  <w:style w:type="paragraph" w:customStyle="1" w:styleId="326DE512A9DB4F658DE1C6BA8B892DC82">
-    <w:name w:val="326DE512A9DB4F658DE1C6BA8B892DC82"/>
-    <w:rsid w:val="00EF66FC"/>
-    <w:pPr>
-      <w:outlineLvl w:val="0"/>
-    </w:pPr>
-    <w:rPr>
-      <w:rFonts w:eastAsiaTheme="minorHAnsi"/>
-      <w:b/>
-      <w:color w:val="FFFFFF" w:themeColor="background1"/>
-      <w:sz w:val="20"/>
-    </w:rPr>
-  </w:style>
-  <w:style w:type="paragraph" w:customStyle="1" w:styleId="6B3A4F78FAA840E389F1BAA12619CAF52">
-    <w:name w:val="6B3A4F78FAA840E389F1BAA12619CAF52"/>
-    <w:rsid w:val="00EF66FC"/>
-    <w:pPr>
-      <w:jc w:val="center"/>
-      <w:outlineLvl w:val="1"/>
-    </w:pPr>
-    <w:rPr>
-      <w:rFonts w:asciiTheme="majorHAnsi" w:eastAsiaTheme="minorHAnsi" w:hAnsiTheme="majorHAnsi"/>
-      <w:b/>
-      <w:color w:val="FFFFFF" w:themeColor="background1"/>
-      <w:sz w:val="28"/>
-      <w:szCs w:val="24"/>
-    </w:rPr>
-  </w:style>
-  <w:style w:type="paragraph" w:customStyle="1" w:styleId="65050D5221644BA585D6FF2F90EFC1E02">
-    <w:name w:val="65050D5221644BA585D6FF2F90EFC1E02"/>
-    <w:rsid w:val="00EF66FC"/>
-    <w:rPr>
-      <w:rFonts w:eastAsiaTheme="minorHAnsi"/>
-      <w:color w:val="FFFFFF" w:themeColor="background1"/>
-    </w:rPr>
-  </w:style>
-  <w:style w:type="paragraph" w:customStyle="1" w:styleId="1181D7C3CA9D4969A119B1EBB71E38AE2">
-    <w:name w:val="1181D7C3CA9D4969A119B1EBB71E38AE2"/>
-    <w:rsid w:val="00EF66FC"/>
-    <w:pPr>
-      <w:jc w:val="center"/>
-      <w:outlineLvl w:val="1"/>
-    </w:pPr>
-    <w:rPr>
-      <w:rFonts w:asciiTheme="majorHAnsi" w:eastAsiaTheme="minorHAnsi" w:hAnsiTheme="majorHAnsi"/>
-      <w:b/>
-      <w:color w:val="FFFFFF" w:themeColor="background1"/>
-      <w:sz w:val="28"/>
-      <w:szCs w:val="24"/>
-    </w:rPr>
-  </w:style>
-  <w:style w:type="paragraph" w:customStyle="1" w:styleId="DFF2CE87CE1A4089B7694F78E3020FEA2">
-    <w:name w:val="DFF2CE87CE1A4089B7694F78E3020FEA2"/>
-    <w:rsid w:val="00EF66FC"/>
-    <w:rPr>
-      <w:rFonts w:eastAsiaTheme="minorHAnsi"/>
-      <w:color w:val="FFFFFF" w:themeColor="background1"/>
-    </w:rPr>
-  </w:style>
-  <w:style w:type="paragraph" w:customStyle="1" w:styleId="3413FC2C907346CFA87B993089E728AB2">
-    <w:name w:val="3413FC2C907346CFA87B993089E728AB2"/>
-    <w:rsid w:val="00EF66FC"/>
-    <w:pPr>
-      <w:jc w:val="center"/>
-      <w:outlineLvl w:val="1"/>
-    </w:pPr>
-    <w:rPr>
-      <w:rFonts w:asciiTheme="majorHAnsi" w:eastAsiaTheme="minorHAnsi" w:hAnsiTheme="majorHAnsi"/>
-      <w:b/>
-      <w:color w:val="FFFFFF" w:themeColor="background1"/>
-      <w:sz w:val="28"/>
-      <w:szCs w:val="24"/>
-    </w:rPr>
-  </w:style>
-  <w:style w:type="paragraph" w:customStyle="1" w:styleId="BDCA1DC04C5F4C2A8F7C57EA0A37C10B2">
-    <w:name w:val="BDCA1DC04C5F4C2A8F7C57EA0A37C10B2"/>
-    <w:rsid w:val="00EF66FC"/>
-    <w:pPr>
-      <w:jc w:val="center"/>
-      <w:outlineLvl w:val="1"/>
-    </w:pPr>
-    <w:rPr>
-      <w:rFonts w:asciiTheme="majorHAnsi" w:eastAsiaTheme="minorHAnsi" w:hAnsiTheme="majorHAnsi"/>
-      <w:b/>
-      <w:color w:val="FFFFFF" w:themeColor="background1"/>
-      <w:sz w:val="28"/>
-      <w:szCs w:val="24"/>
-    </w:rPr>
-  </w:style>
-  <w:style w:type="paragraph" w:customStyle="1" w:styleId="13DB612B5B84405F93DDD5DC15EBF3B12">
-    <w:name w:val="13DB612B5B84405F93DDD5DC15EBF3B12"/>
-    <w:rsid w:val="00EF66FC"/>
-    <w:rPr>
-      <w:rFonts w:eastAsiaTheme="minorHAnsi"/>
-      <w:color w:val="FFFFFF" w:themeColor="background1"/>
-    </w:rPr>
-  </w:style>
-  <w:style w:type="paragraph" w:customStyle="1" w:styleId="CF101E3DFFF24DCB8407FFCED31757E22">
-    <w:name w:val="CF101E3DFFF24DCB8407FFCED31757E22"/>
-    <w:rsid w:val="00EF66FC"/>
-    <w:pPr>
-      <w:jc w:val="center"/>
-      <w:outlineLvl w:val="1"/>
-    </w:pPr>
-    <w:rPr>
-      <w:rFonts w:asciiTheme="majorHAnsi" w:eastAsiaTheme="minorHAnsi" w:hAnsiTheme="majorHAnsi"/>
-      <w:b/>
-      <w:color w:val="FFFFFF" w:themeColor="background1"/>
-      <w:sz w:val="28"/>
-      <w:szCs w:val="24"/>
-    </w:rPr>
-  </w:style>
-  <w:style w:type="paragraph" w:customStyle="1" w:styleId="9038F03AC43B469B825C7EFE21B785B62">
-    <w:name w:val="9038F03AC43B469B825C7EFE21B785B62"/>
-    <w:rsid w:val="00EF66FC"/>
-    <w:rPr>
-      <w:rFonts w:eastAsiaTheme="minorHAnsi"/>
-      <w:color w:val="FFFFFF" w:themeColor="background1"/>
-    </w:rPr>
-  </w:style>
-  <w:style w:type="paragraph" w:customStyle="1" w:styleId="FB9BD04317014B2FB0016DD7EF75BB5C2">
-    <w:name w:val="FB9BD04317014B2FB0016DD7EF75BB5C2"/>
-    <w:rsid w:val="00EF66FC"/>
-    <w:rPr>
-      <w:rFonts w:eastAsiaTheme="minorHAnsi"/>
-      <w:color w:val="FFFFFF" w:themeColor="background1"/>
-    </w:rPr>
-  </w:style>
-  <w:style w:type="paragraph" w:customStyle="1" w:styleId="2B456DA5C67B40B5A5DDF2A46C29A1612">
-    <w:name w:val="2B456DA5C67B40B5A5DDF2A46C29A1612"/>
-    <w:rsid w:val="00EF66FC"/>
-    <w:rPr>
-      <w:rFonts w:eastAsiaTheme="minorHAnsi"/>
-      <w:color w:val="FFFFFF" w:themeColor="background1"/>
-    </w:rPr>
-  </w:style>
-  <w:style w:type="paragraph" w:customStyle="1" w:styleId="6A483B8DFA4B48C7987539C47D1D58572">
-    <w:name w:val="6A483B8DFA4B48C7987539C47D1D58572"/>
-    <w:rsid w:val="00EF66FC"/>
-    <w:pPr>
-      <w:jc w:val="center"/>
-      <w:outlineLvl w:val="1"/>
-    </w:pPr>
-    <w:rPr>
-      <w:rFonts w:asciiTheme="majorHAnsi" w:eastAsiaTheme="minorHAnsi" w:hAnsiTheme="majorHAnsi"/>
-      <w:b/>
-      <w:color w:val="FFFFFF" w:themeColor="background1"/>
-      <w:sz w:val="28"/>
-      <w:szCs w:val="24"/>
-    </w:rPr>
-  </w:style>
-  <w:style w:type="paragraph" w:customStyle="1" w:styleId="AFDC3A4F84B747A28A0D67742B5BF2EE2">
-    <w:name w:val="AFDC3A4F84B747A28A0D67742B5BF2EE2"/>
-    <w:rsid w:val="00EF66FC"/>
-    <w:rPr>
-      <w:rFonts w:eastAsiaTheme="minorHAnsi"/>
-      <w:color w:val="FFFFFF" w:themeColor="background1"/>
-    </w:rPr>
-  </w:style>
-  <w:style w:type="paragraph" w:customStyle="1" w:styleId="5FEA7CEF3CDF4B1E9DE38FDA97D8D2082">
-    <w:name w:val="5FEA7CEF3CDF4B1E9DE38FDA97D8D2082"/>
-    <w:rsid w:val="00EF66FC"/>
-    <w:rPr>
-      <w:rFonts w:eastAsiaTheme="minorHAnsi"/>
-      <w:color w:val="FFFFFF" w:themeColor="background1"/>
-    </w:rPr>
-  </w:style>
-  <w:style w:type="paragraph" w:customStyle="1" w:styleId="9BD7C356C70E407F812312094DAA0C782">
-    <w:name w:val="9BD7C356C70E407F812312094DAA0C782"/>
-    <w:rsid w:val="00EF66FC"/>
-    <w:pPr>
-      <w:jc w:val="center"/>
-      <w:outlineLvl w:val="1"/>
-    </w:pPr>
-    <w:rPr>
-      <w:rFonts w:asciiTheme="majorHAnsi" w:eastAsiaTheme="minorHAnsi" w:hAnsiTheme="majorHAnsi"/>
-      <w:b/>
-      <w:color w:val="FFFFFF" w:themeColor="background1"/>
-      <w:sz w:val="28"/>
-      <w:szCs w:val="24"/>
-    </w:rPr>
-  </w:style>
-  <w:style w:type="paragraph" w:customStyle="1" w:styleId="17B3A364AC9E420DB52505DCC548A6CD2">
-    <w:name w:val="17B3A364AC9E420DB52505DCC548A6CD2"/>
-    <w:rsid w:val="00EF66FC"/>
-    <w:rPr>
-      <w:rFonts w:eastAsiaTheme="minorHAnsi"/>
-      <w:color w:val="FFFFFF" w:themeColor="background1"/>
-    </w:rPr>
-  </w:style>
-  <w:style w:type="paragraph" w:customStyle="1" w:styleId="B97FC100FA54444B8560C7E72B7065972">
-    <w:name w:val="B97FC100FA54444B8560C7E72B7065972"/>
-    <w:rsid w:val="00EF66FC"/>
-    <w:rPr>
-      <w:rFonts w:eastAsiaTheme="minorHAnsi"/>
-      <w:color w:val="FFFFFF" w:themeColor="background1"/>
-    </w:rPr>
-  </w:style>
-  <w:style w:type="paragraph" w:customStyle="1" w:styleId="4A76EA4069E64984BBAA8677A42E9E412">
-    <w:name w:val="4A76EA4069E64984BBAA8677A42E9E412"/>
-    <w:rsid w:val="00EF66FC"/>
-    <w:pPr>
-      <w:jc w:val="center"/>
-      <w:outlineLvl w:val="1"/>
-    </w:pPr>
-    <w:rPr>
-      <w:rFonts w:asciiTheme="majorHAnsi" w:eastAsiaTheme="minorHAnsi" w:hAnsiTheme="majorHAnsi"/>
-      <w:b/>
-      <w:color w:val="FFFFFF" w:themeColor="background1"/>
-      <w:sz w:val="28"/>
-      <w:szCs w:val="24"/>
-    </w:rPr>
-  </w:style>
-  <w:style w:type="paragraph" w:customStyle="1" w:styleId="801DB4AAA7AF4CFABA7D84E5D95D0C502">
-    <w:name w:val="801DB4AAA7AF4CFABA7D84E5D95D0C502"/>
-    <w:rsid w:val="00EF66FC"/>
-    <w:rPr>
-      <w:rFonts w:eastAsiaTheme="minorHAnsi"/>
-      <w:color w:val="FFFFFF" w:themeColor="background1"/>
-    </w:rPr>
-  </w:style>
-  <w:style w:type="paragraph" w:customStyle="1" w:styleId="154CB4A24C14422291E605993235F16D2">
-    <w:name w:val="154CB4A24C14422291E605993235F16D2"/>
-    <w:rsid w:val="00EF66FC"/>
-    <w:rPr>
-      <w:rFonts w:eastAsiaTheme="minorHAnsi"/>
-      <w:color w:val="FFFFFF" w:themeColor="background1"/>
-    </w:rPr>
-  </w:style>
-  <w:style w:type="paragraph" w:customStyle="1" w:styleId="70C14F238C314BA783E44AEFE8BCFC222">
-    <w:name w:val="70C14F238C314BA783E44AEFE8BCFC222"/>
-    <w:rsid w:val="00EF66FC"/>
-    <w:pPr>
-      <w:outlineLvl w:val="0"/>
-    </w:pPr>
-    <w:rPr>
-      <w:rFonts w:eastAsiaTheme="minorHAnsi"/>
-      <w:b/>
-      <w:color w:val="FFFFFF" w:themeColor="background1"/>
-      <w:sz w:val="20"/>
-    </w:rPr>
-  </w:style>
-  <w:style w:type="paragraph" w:customStyle="1" w:styleId="DDB75FE228394848870247A966923E4E3">
-    <w:name w:val="DDB75FE228394848870247A966923E4E3"/>
-    <w:rsid w:val="00D449D7"/>
-    <w:pPr>
-      <w:spacing w:before="440" w:after="340" w:line="228" w:lineRule="auto"/>
-      <w:ind w:left="720" w:right="720"/>
-      <w:contextualSpacing/>
-      <w:jc w:val="center"/>
-    </w:pPr>
-    <w:rPr>
-      <w:rFonts w:asciiTheme="majorHAnsi" w:eastAsiaTheme="majorEastAsia" w:hAnsiTheme="majorHAnsi" w:cstheme="majorBidi"/>
-      <w:b/>
-      <w:caps/>
-      <w:color w:val="FFFFFF" w:themeColor="background1"/>
-      <w:kern w:val="28"/>
-      <w:sz w:val="62"/>
-      <w:szCs w:val="20"/>
-      <w:lang w:eastAsia="ja-JP"/>
-      <w14:ligatures w14:val="standard"/>
-      <w14:stylisticSets>
-        <w14:styleSet w14:id="7"/>
-      </w14:stylisticSets>
-    </w:rPr>
-  </w:style>
-  <w:style w:type="paragraph" w:customStyle="1" w:styleId="326DE512A9DB4F658DE1C6BA8B892DC83">
-    <w:name w:val="326DE512A9DB4F658DE1C6BA8B892DC83"/>
-    <w:rsid w:val="00D449D7"/>
-    <w:pPr>
-      <w:outlineLvl w:val="0"/>
-    </w:pPr>
-    <w:rPr>
-      <w:rFonts w:eastAsiaTheme="minorHAnsi"/>
-      <w:b/>
-      <w:color w:val="FFFFFF" w:themeColor="background1"/>
-      <w:sz w:val="20"/>
-    </w:rPr>
-  </w:style>
-  <w:style w:type="paragraph" w:customStyle="1" w:styleId="6B3A4F78FAA840E389F1BAA12619CAF53">
-    <w:name w:val="6B3A4F78FAA840E389F1BAA12619CAF53"/>
-    <w:rsid w:val="00D449D7"/>
-    <w:pPr>
-      <w:jc w:val="center"/>
-      <w:outlineLvl w:val="1"/>
-    </w:pPr>
-    <w:rPr>
-      <w:rFonts w:asciiTheme="majorHAnsi" w:eastAsiaTheme="minorHAnsi" w:hAnsiTheme="majorHAnsi"/>
-      <w:b/>
-      <w:color w:val="FFFFFF" w:themeColor="background1"/>
-      <w:sz w:val="28"/>
-      <w:szCs w:val="24"/>
-    </w:rPr>
-  </w:style>
-  <w:style w:type="paragraph" w:customStyle="1" w:styleId="65050D5221644BA585D6FF2F90EFC1E03">
-    <w:name w:val="65050D5221644BA585D6FF2F90EFC1E03"/>
-    <w:rsid w:val="00D449D7"/>
-    <w:rPr>
-      <w:rFonts w:eastAsiaTheme="minorHAnsi"/>
-      <w:color w:val="FFFFFF" w:themeColor="background1"/>
-    </w:rPr>
-  </w:style>
-  <w:style w:type="paragraph" w:customStyle="1" w:styleId="1181D7C3CA9D4969A119B1EBB71E38AE3">
-    <w:name w:val="1181D7C3CA9D4969A119B1EBB71E38AE3"/>
-    <w:rsid w:val="00D449D7"/>
-    <w:pPr>
-      <w:jc w:val="center"/>
-      <w:outlineLvl w:val="1"/>
-    </w:pPr>
-    <w:rPr>
-      <w:rFonts w:asciiTheme="majorHAnsi" w:eastAsiaTheme="minorHAnsi" w:hAnsiTheme="majorHAnsi"/>
-      <w:b/>
-      <w:color w:val="FFFFFF" w:themeColor="background1"/>
-      <w:sz w:val="28"/>
-      <w:szCs w:val="24"/>
-    </w:rPr>
-  </w:style>
-  <w:style w:type="paragraph" w:customStyle="1" w:styleId="DFF2CE87CE1A4089B7694F78E3020FEA3">
-    <w:name w:val="DFF2CE87CE1A4089B7694F78E3020FEA3"/>
-    <w:rsid w:val="00D449D7"/>
-    <w:rPr>
-      <w:rFonts w:eastAsiaTheme="minorHAnsi"/>
-      <w:color w:val="FFFFFF" w:themeColor="background1"/>
-    </w:rPr>
-  </w:style>
-  <w:style w:type="paragraph" w:customStyle="1" w:styleId="3413FC2C907346CFA87B993089E728AB3">
-    <w:name w:val="3413FC2C907346CFA87B993089E728AB3"/>
-    <w:rsid w:val="00D449D7"/>
-    <w:pPr>
-      <w:jc w:val="center"/>
-      <w:outlineLvl w:val="1"/>
-    </w:pPr>
-    <w:rPr>
-      <w:rFonts w:asciiTheme="majorHAnsi" w:eastAsiaTheme="minorHAnsi" w:hAnsiTheme="majorHAnsi"/>
-      <w:b/>
-      <w:color w:val="FFFFFF" w:themeColor="background1"/>
-      <w:sz w:val="28"/>
-      <w:szCs w:val="24"/>
-    </w:rPr>
-  </w:style>
-  <w:style w:type="paragraph" w:customStyle="1" w:styleId="BDCA1DC04C5F4C2A8F7C57EA0A37C10B3">
-    <w:name w:val="BDCA1DC04C5F4C2A8F7C57EA0A37C10B3"/>
-    <w:rsid w:val="00D449D7"/>
-    <w:pPr>
-      <w:jc w:val="center"/>
-      <w:outlineLvl w:val="1"/>
-    </w:pPr>
-    <w:rPr>
-      <w:rFonts w:asciiTheme="majorHAnsi" w:eastAsiaTheme="minorHAnsi" w:hAnsiTheme="majorHAnsi"/>
-      <w:b/>
-      <w:color w:val="FFFFFF" w:themeColor="background1"/>
-      <w:sz w:val="28"/>
-      <w:szCs w:val="24"/>
-    </w:rPr>
-  </w:style>
-  <w:style w:type="paragraph" w:customStyle="1" w:styleId="13DB612B5B84405F93DDD5DC15EBF3B13">
-    <w:name w:val="13DB612B5B84405F93DDD5DC15EBF3B13"/>
-    <w:rsid w:val="00D449D7"/>
-    <w:rPr>
-      <w:rFonts w:eastAsiaTheme="minorHAnsi"/>
-      <w:color w:val="FFFFFF" w:themeColor="background1"/>
-    </w:rPr>
-  </w:style>
-  <w:style w:type="paragraph" w:customStyle="1" w:styleId="CF101E3DFFF24DCB8407FFCED31757E23">
-    <w:name w:val="CF101E3DFFF24DCB8407FFCED31757E23"/>
-    <w:rsid w:val="00D449D7"/>
-    <w:pPr>
-      <w:jc w:val="center"/>
-      <w:outlineLvl w:val="1"/>
-    </w:pPr>
-    <w:rPr>
-      <w:rFonts w:asciiTheme="majorHAnsi" w:eastAsiaTheme="minorHAnsi" w:hAnsiTheme="majorHAnsi"/>
-      <w:b/>
-      <w:color w:val="FFFFFF" w:themeColor="background1"/>
-      <w:sz w:val="28"/>
-      <w:szCs w:val="24"/>
-    </w:rPr>
-  </w:style>
-  <w:style w:type="paragraph" w:customStyle="1" w:styleId="9038F03AC43B469B825C7EFE21B785B63">
-    <w:name w:val="9038F03AC43B469B825C7EFE21B785B63"/>
-    <w:rsid w:val="00D449D7"/>
-    <w:rPr>
-      <w:rFonts w:eastAsiaTheme="minorHAnsi"/>
-      <w:color w:val="FFFFFF" w:themeColor="background1"/>
-    </w:rPr>
-  </w:style>
-  <w:style w:type="paragraph" w:customStyle="1" w:styleId="FB9BD04317014B2FB0016DD7EF75BB5C3">
-    <w:name w:val="FB9BD04317014B2FB0016DD7EF75BB5C3"/>
-    <w:rsid w:val="00D449D7"/>
-    <w:rPr>
-      <w:rFonts w:eastAsiaTheme="minorHAnsi"/>
-      <w:color w:val="FFFFFF" w:themeColor="background1"/>
-    </w:rPr>
-  </w:style>
-  <w:style w:type="paragraph" w:customStyle="1" w:styleId="2B456DA5C67B40B5A5DDF2A46C29A1613">
-    <w:name w:val="2B456DA5C67B40B5A5DDF2A46C29A1613"/>
-    <w:rsid w:val="00D449D7"/>
-    <w:rPr>
-      <w:rFonts w:eastAsiaTheme="minorHAnsi"/>
-      <w:color w:val="FFFFFF" w:themeColor="background1"/>
-    </w:rPr>
-  </w:style>
-  <w:style w:type="paragraph" w:customStyle="1" w:styleId="6A483B8DFA4B48C7987539C47D1D58573">
-    <w:name w:val="6A483B8DFA4B48C7987539C47D1D58573"/>
-    <w:rsid w:val="00D449D7"/>
-    <w:pPr>
-      <w:jc w:val="center"/>
-      <w:outlineLvl w:val="1"/>
-    </w:pPr>
-    <w:rPr>
-      <w:rFonts w:asciiTheme="majorHAnsi" w:eastAsiaTheme="minorHAnsi" w:hAnsiTheme="majorHAnsi"/>
-      <w:b/>
-      <w:color w:val="FFFFFF" w:themeColor="background1"/>
-      <w:sz w:val="28"/>
-      <w:szCs w:val="24"/>
-    </w:rPr>
-  </w:style>
-  <w:style w:type="paragraph" w:customStyle="1" w:styleId="AFDC3A4F84B747A28A0D67742B5BF2EE3">
-    <w:name w:val="AFDC3A4F84B747A28A0D67742B5BF2EE3"/>
-    <w:rsid w:val="00D449D7"/>
-    <w:rPr>
-      <w:rFonts w:eastAsiaTheme="minorHAnsi"/>
-      <w:color w:val="FFFFFF" w:themeColor="background1"/>
-    </w:rPr>
-  </w:style>
-  <w:style w:type="paragraph" w:customStyle="1" w:styleId="5FEA7CEF3CDF4B1E9DE38FDA97D8D2083">
-    <w:name w:val="5FEA7CEF3CDF4B1E9DE38FDA97D8D2083"/>
-    <w:rsid w:val="00D449D7"/>
-    <w:rPr>
-      <w:rFonts w:eastAsiaTheme="minorHAnsi"/>
-      <w:color w:val="FFFFFF" w:themeColor="background1"/>
-    </w:rPr>
-  </w:style>
-  <w:style w:type="paragraph" w:customStyle="1" w:styleId="9BD7C356C70E407F812312094DAA0C783">
-    <w:name w:val="9BD7C356C70E407F812312094DAA0C783"/>
-    <w:rsid w:val="00D449D7"/>
-    <w:pPr>
-      <w:jc w:val="center"/>
-      <w:outlineLvl w:val="1"/>
-    </w:pPr>
-    <w:rPr>
-      <w:rFonts w:asciiTheme="majorHAnsi" w:eastAsiaTheme="minorHAnsi" w:hAnsiTheme="majorHAnsi"/>
-      <w:b/>
-      <w:color w:val="FFFFFF" w:themeColor="background1"/>
-      <w:sz w:val="28"/>
-      <w:szCs w:val="24"/>
-    </w:rPr>
-  </w:style>
-  <w:style w:type="paragraph" w:customStyle="1" w:styleId="17B3A364AC9E420DB52505DCC548A6CD3">
-    <w:name w:val="17B3A364AC9E420DB52505DCC548A6CD3"/>
-    <w:rsid w:val="00D449D7"/>
-    <w:rPr>
-      <w:rFonts w:eastAsiaTheme="minorHAnsi"/>
-      <w:color w:val="FFFFFF" w:themeColor="background1"/>
-    </w:rPr>
-  </w:style>
-  <w:style w:type="paragraph" w:customStyle="1" w:styleId="B97FC100FA54444B8560C7E72B7065973">
-    <w:name w:val="B97FC100FA54444B8560C7E72B7065973"/>
-    <w:rsid w:val="00D449D7"/>
-    <w:rPr>
-      <w:rFonts w:eastAsiaTheme="minorHAnsi"/>
-      <w:color w:val="FFFFFF" w:themeColor="background1"/>
-    </w:rPr>
-  </w:style>
-  <w:style w:type="paragraph" w:customStyle="1" w:styleId="4A76EA4069E64984BBAA8677A42E9E413">
-    <w:name w:val="4A76EA4069E64984BBAA8677A42E9E413"/>
-    <w:rsid w:val="00D449D7"/>
-    <w:pPr>
-      <w:jc w:val="center"/>
-      <w:outlineLvl w:val="1"/>
-    </w:pPr>
-    <w:rPr>
-      <w:rFonts w:asciiTheme="majorHAnsi" w:eastAsiaTheme="minorHAnsi" w:hAnsiTheme="majorHAnsi"/>
-      <w:b/>
-      <w:color w:val="FFFFFF" w:themeColor="background1"/>
-      <w:sz w:val="28"/>
-      <w:szCs w:val="24"/>
-    </w:rPr>
-  </w:style>
-  <w:style w:type="paragraph" w:customStyle="1" w:styleId="801DB4AAA7AF4CFABA7D84E5D95D0C503">
-    <w:name w:val="801DB4AAA7AF4CFABA7D84E5D95D0C503"/>
-    <w:rsid w:val="00D449D7"/>
-    <w:rPr>
-      <w:rFonts w:eastAsiaTheme="minorHAnsi"/>
-      <w:color w:val="FFFFFF" w:themeColor="background1"/>
-    </w:rPr>
-  </w:style>
-  <w:style w:type="paragraph" w:customStyle="1" w:styleId="154CB4A24C14422291E605993235F16D3">
-    <w:name w:val="154CB4A24C14422291E605993235F16D3"/>
-    <w:rsid w:val="00D449D7"/>
-    <w:rPr>
-      <w:rFonts w:eastAsiaTheme="minorHAnsi"/>
-      <w:color w:val="FFFFFF" w:themeColor="background1"/>
-    </w:rPr>
-  </w:style>
-  <w:style w:type="paragraph" w:customStyle="1" w:styleId="70C14F238C314BA783E44AEFE8BCFC223">
-    <w:name w:val="70C14F238C314BA783E44AEFE8BCFC223"/>
-    <w:rsid w:val="00D449D7"/>
-    <w:pPr>
-      <w:outlineLvl w:val="0"/>
-    </w:pPr>
-    <w:rPr>
-      <w:rFonts w:eastAsiaTheme="minorHAnsi"/>
-      <w:b/>
-      <w:color w:val="FFFFFF" w:themeColor="background1"/>
-      <w:sz w:val="20"/>
-    </w:rPr>
-  </w:style>
-  <w:style w:type="paragraph" w:customStyle="1" w:styleId="84987C5AD1654E129D793DE802226BCC">
-    <w:name w:val="84987C5AD1654E129D793DE802226BCC"/>
-    <w:rsid w:val="00C449F2"/>
-    <w:rPr>
-      <w:lang w:val="en-GB" w:eastAsia="en-GB"/>
-    </w:rPr>
-  </w:style>
-  <w:style w:type="paragraph" w:customStyle="1" w:styleId="7CFDEF06793B4C989538F1313BEDBF9F">
-    <w:name w:val="7CFDEF06793B4C989538F1313BEDBF9F"/>
-    <w:rsid w:val="00C449F2"/>
-    <w:rPr>
-      <w:lang w:val="en-GB" w:eastAsia="en-GB"/>
-    </w:rPr>
-  </w:style>
-  <w:style w:type="paragraph" w:customStyle="1" w:styleId="56023D496AED4AB0B6811ACE1D3C5BE9">
-    <w:name w:val="56023D496AED4AB0B6811ACE1D3C5BE9"/>
-    <w:rsid w:val="00C449F2"/>
-    <w:rPr>
-      <w:lang w:val="en-GB" w:eastAsia="en-GB"/>
-    </w:rPr>
-  </w:style>
-  <w:style w:type="paragraph" w:customStyle="1" w:styleId="2972C11BDE9A48EBABB4EDE62FC4BC2E">
-    <w:name w:val="2972C11BDE9A48EBABB4EDE62FC4BC2E"/>
-    <w:rsid w:val="00C449F2"/>
-    <w:rPr>
-      <w:lang w:val="en-GB" w:eastAsia="en-GB"/>
-    </w:rPr>
-  </w:style>
-  <w:style w:type="paragraph" w:customStyle="1" w:styleId="5BD1DD08A2654BBB9D2B7E00860A1731">
-    <w:name w:val="5BD1DD08A2654BBB9D2B7E00860A1731"/>
-    <w:rsid w:val="00C449F2"/>
-    <w:rPr>
-      <w:lang w:val="en-GB" w:eastAsia="en-GB"/>
-    </w:rPr>
-  </w:style>
-  <w:style w:type="paragraph" w:customStyle="1" w:styleId="DD2E5EACB3664266984DAF3DE6E53D3A">
-    <w:name w:val="DD2E5EACB3664266984DAF3DE6E53D3A"/>
-    <w:rsid w:val="00C449F2"/>
-    <w:rPr>
-      <w:lang w:val="en-GB" w:eastAsia="en-GB"/>
-    </w:rPr>
-  </w:style>
-  <w:style w:type="paragraph" w:customStyle="1" w:styleId="E971B775D0C74084BF05CBAC87BD297E">
-    <w:name w:val="E971B775D0C74084BF05CBAC87BD297E"/>
-    <w:rsid w:val="00C449F2"/>
-    <w:rPr>
-      <w:lang w:val="en-GB" w:eastAsia="en-GB"/>
-    </w:rPr>
-  </w:style>
-  <w:style w:type="paragraph" w:customStyle="1" w:styleId="CEEAD5814431472FBA5110E8D9D64B41">
-    <w:name w:val="CEEAD5814431472FBA5110E8D9D64B41"/>
-    <w:rsid w:val="00C449F2"/>
-    <w:rPr>
-      <w:lang w:val="en-GB" w:eastAsia="en-GB"/>
-    </w:rPr>
-  </w:style>
-  <w:style w:type="paragraph" w:customStyle="1" w:styleId="A64FCB47A2F1400A993C1CBBF7F480F0">
-    <w:name w:val="A64FCB47A2F1400A993C1CBBF7F480F0"/>
-    <w:rsid w:val="00C449F2"/>
-    <w:rPr>
-      <w:lang w:val="en-GB" w:eastAsia="en-GB"/>
-    </w:rPr>
-  </w:style>
-  <w:style w:type="paragraph" w:customStyle="1" w:styleId="11DF3579392C49F6AE8075EBC03B6756">
-    <w:name w:val="11DF3579392C49F6AE8075EBC03B6756"/>
-    <w:rsid w:val="00C449F2"/>
-    <w:rPr>
-      <w:lang w:val="en-GB" w:eastAsia="en-GB"/>
-    </w:rPr>
-  </w:style>
-  <w:style w:type="paragraph" w:customStyle="1" w:styleId="4F938A11E72E44CB85C03CC6532341CE">
-    <w:name w:val="4F938A11E72E44CB85C03CC6532341CE"/>
-    <w:rsid w:val="00C449F2"/>
-    <w:rPr>
-      <w:lang w:val="en-GB" w:eastAsia="en-GB"/>
-    </w:rPr>
-  </w:style>
-  <w:style w:type="paragraph" w:customStyle="1" w:styleId="8F8A1C5F41BB4799B6C39D61DECB0B45">
-    <w:name w:val="8F8A1C5F41BB4799B6C39D61DECB0B45"/>
-    <w:rsid w:val="00C449F2"/>
-    <w:rPr>
-      <w:lang w:val="en-GB" w:eastAsia="en-GB"/>
-    </w:rPr>
-  </w:style>
-  <w:style w:type="paragraph" w:customStyle="1" w:styleId="3CA1545ED2464A66846D4C359D6A9E08">
-    <w:name w:val="3CA1545ED2464A66846D4C359D6A9E08"/>
-    <w:rsid w:val="00C449F2"/>
-    <w:rPr>
-      <w:lang w:val="en-GB" w:eastAsia="en-GB"/>
-    </w:rPr>
-  </w:style>
-  <w:style w:type="paragraph" w:customStyle="1" w:styleId="31F14C4662024CAFBB46E5F76F0A2186">
-    <w:name w:val="31F14C4662024CAFBB46E5F76F0A2186"/>
-    <w:rsid w:val="00C449F2"/>
-    <w:rPr>
-      <w:lang w:val="en-GB" w:eastAsia="en-GB"/>
-    </w:rPr>
-  </w:style>
-  <w:style w:type="paragraph" w:customStyle="1" w:styleId="6C82B8E6088B499DA40A563DEA912FF7">
-    <w:name w:val="6C82B8E6088B499DA40A563DEA912FF7"/>
-    <w:rsid w:val="00C449F2"/>
-    <w:rPr>
-      <w:lang w:val="en-GB" w:eastAsia="en-GB"/>
-    </w:rPr>
-  </w:style>
-  <w:style w:type="paragraph" w:customStyle="1" w:styleId="FBD1B7D96B334537B29ED6D06A7E795E">
-    <w:name w:val="FBD1B7D96B334537B29ED6D06A7E795E"/>
-    <w:rsid w:val="00C449F2"/>
-    <w:rPr>
-      <w:lang w:val="en-GB" w:eastAsia="en-GB"/>
-    </w:rPr>
-  </w:style>
-  <w:style w:type="paragraph" w:customStyle="1" w:styleId="53AFCE93759B49F49D09B244DF80F9F5">
-    <w:name w:val="53AFCE93759B49F49D09B244DF80F9F5"/>
-    <w:rsid w:val="00C449F2"/>
-    <w:rPr>
-      <w:lang w:val="en-GB" w:eastAsia="en-GB"/>
-    </w:rPr>
-  </w:style>
-  <w:style w:type="paragraph" w:customStyle="1" w:styleId="398992A416904BEEB65201302CC9FEF6">
-    <w:name w:val="398992A416904BEEB65201302CC9FEF6"/>
-    <w:rsid w:val="00C449F2"/>
-    <w:rPr>
-      <w:lang w:val="en-GB" w:eastAsia="en-GB"/>
-    </w:rPr>
-  </w:style>
-  <w:style w:type="paragraph" w:customStyle="1" w:styleId="7773394E541C4029AED2116865433C20">
-    <w:name w:val="7773394E541C4029AED2116865433C20"/>
-    <w:rsid w:val="00C449F2"/>
-    <w:rPr>
-      <w:lang w:val="en-GB" w:eastAsia="en-GB"/>
-    </w:rPr>
-  </w:style>
-  <w:style w:type="paragraph" w:customStyle="1" w:styleId="EB1B3F5EF463447DBA5DDEFC3983C463">
-    <w:name w:val="EB1B3F5EF463447DBA5DDEFC3983C463"/>
-    <w:rsid w:val="00C449F2"/>
-    <w:rPr>
-      <w:lang w:val="en-GB" w:eastAsia="en-GB"/>
-    </w:rPr>
-  </w:style>
-  <w:style w:type="paragraph" w:customStyle="1" w:styleId="228EF65671014AADAE1739D33DBFCC8B">
-    <w:name w:val="228EF65671014AADAE1739D33DBFCC8B"/>
-    <w:rsid w:val="00C449F2"/>
-    <w:rPr>
-      <w:lang w:val="en-GB" w:eastAsia="en-GB"/>
-    </w:rPr>
-  </w:style>
-  <w:style w:type="paragraph" w:customStyle="1" w:styleId="36B1EAA3BB9F490098EFA00E59AF2106">
-    <w:name w:val="36B1EAA3BB9F490098EFA00E59AF2106"/>
-    <w:rsid w:val="00C449F2"/>
-    <w:rPr>
-      <w:lang w:val="en-GB" w:eastAsia="en-GB"/>
-    </w:rPr>
-  </w:style>
-  <w:style w:type="paragraph" w:customStyle="1" w:styleId="BC9FAC1C2CB84EE6B4968393FED3CF83">
-    <w:name w:val="BC9FAC1C2CB84EE6B4968393FED3CF83"/>
-    <w:rsid w:val="00C449F2"/>
-    <w:rPr>
-      <w:lang w:val="en-GB" w:eastAsia="en-GB"/>
-    </w:rPr>
-  </w:style>
-  <w:style w:type="paragraph" w:customStyle="1" w:styleId="27CFC890BE154938BD3458889D7CC958">
-    <w:name w:val="27CFC890BE154938BD3458889D7CC958"/>
-    <w:rsid w:val="00C449F2"/>
-    <w:rPr>
-      <w:lang w:val="en-GB" w:eastAsia="en-GB"/>
-    </w:rPr>
-  </w:style>
-</w:styles>
-</file>
-
-<file path=word/glossary/webSettings.xml><?xml version="1.0" encoding="utf-8"?>
-<w:webSettings xmlns:mc="http://schemas.openxmlformats.org/markup-compatibility/2006" xmlns:r="http://schemas.openxmlformats.org/officeDocument/2006/relationships" xmlns:w="http://schemas.openxmlformats.org/wordprocessingml/2006/main" xmlns:w14="http://schemas.microsoft.com/office/word/2010/wordml" xmlns:w15="http://schemas.microsoft.com/office/word/2012/wordml" xmlns:w16cid="http://schemas.microsoft.com/office/word/2016/wordml/cid" xmlns:w16se="http://schemas.microsoft.com/office/word/2015/wordml/symex" mc:Ignorable="w14 w15 w16se w16cid">
-  <w:optimizeForBrowser/>
-  <w:allowPNG/>
-</w:webSettings>
-</file>
-
 <file path=word/theme/theme1.xml><?xml version="1.0" encoding="utf-8"?>
 <a:theme xmlns:a="http://schemas.openxmlformats.org/drawingml/2006/main" name="Office Theme">
   <a:themeElements>
@@ -5065,255 +2827,4 @@
     </a:ext>
   </a:extLst>
 </a:theme>
-</file>
-
-<file path=customXml/item1.xml><?xml version="1.0" encoding="utf-8"?>
-<ct:contentTypeSchema xmlns:ct="http://schemas.microsoft.com/office/2006/metadata/contentType" xmlns:ma="http://schemas.microsoft.com/office/2006/metadata/properties/metaAttributes" ct:_="" ma:_="" ma:contentTypeName="Document" ma:contentTypeID="0x01010079F111ED35F8CC479449609E8A0923A6" ma:contentTypeVersion="12" ma:contentTypeDescription="Create a new document." ma:contentTypeScope="" ma:versionID="f9fc9171bb41dc08635275f351de8590">
-  <xsd:schema xmlns:xsd="http://www.w3.org/2001/XMLSchema" xmlns:xs="http://www.w3.org/2001/XMLSchema" xmlns:p="http://schemas.microsoft.com/office/2006/metadata/properties" xmlns:ns2="71af3243-3dd4-4a8d-8c0d-dd76da1f02a5" xmlns:ns3="16c05727-aa75-4e4a-9b5f-8a80a1165891" targetNamespace="http://schemas.microsoft.com/office/2006/metadata/properties" ma:root="true" ma:fieldsID="29387215989a890c06011de04edfe97d" ns2:_="" ns3:_="">
-    <xsd:import namespace="71af3243-3dd4-4a8d-8c0d-dd76da1f02a5"/>
-    <xsd:import namespace="16c05727-aa75-4e4a-9b5f-8a80a1165891"/>
-    <xsd:element name="properties">
-      <xsd:complexType>
-        <xsd:sequence>
-          <xsd:element name="documentManagement">
-            <xsd:complexType>
-              <xsd:all>
-                <xsd:element ref="ns2:MediaServiceMetadata" minOccurs="0"/>
-                <xsd:element ref="ns2:MediaServiceFastMetadata" minOccurs="0"/>
-                <xsd:element ref="ns2:MediaServiceOCR" minOccurs="0"/>
-                <xsd:element ref="ns2:MediaServiceAutoTags" minOccurs="0"/>
-                <xsd:element ref="ns2:MediaServiceEventHashCode" minOccurs="0"/>
-                <xsd:element ref="ns2:MediaServiceGenerationTime" minOccurs="0"/>
-                <xsd:element ref="ns3:SharedWithUsers" minOccurs="0"/>
-                <xsd:element ref="ns3:SharedWithDetails" minOccurs="0"/>
-                <xsd:element ref="ns2:MediaServiceAutoKeyPoints" minOccurs="0"/>
-                <xsd:element ref="ns2:MediaServiceKeyPoints" minOccurs="0"/>
-                <xsd:element ref="ns2:MediaServiceDateTaken" minOccurs="0"/>
-                <xsd:element ref="ns2:Status" minOccurs="0"/>
-              </xsd:all>
-            </xsd:complexType>
-          </xsd:element>
-        </xsd:sequence>
-      </xsd:complexType>
-    </xsd:element>
-  </xsd:schema>
-  <xsd:schema xmlns:xsd="http://www.w3.org/2001/XMLSchema" xmlns:xs="http://www.w3.org/2001/XMLSchema" xmlns:dms="http://schemas.microsoft.com/office/2006/documentManagement/types" xmlns:pc="http://schemas.microsoft.com/office/infopath/2007/PartnerControls" targetNamespace="71af3243-3dd4-4a8d-8c0d-dd76da1f02a5" elementFormDefault="qualified">
-    <xsd:import namespace="http://schemas.microsoft.com/office/2006/documentManagement/types"/>
-    <xsd:import namespace="http://schemas.microsoft.com/office/infopath/2007/PartnerControls"/>
-    <xsd:element name="MediaServiceMetadata" ma:index="8" nillable="true" ma:displayName="MediaServiceMetadata" ma:hidden="true" ma:internalName="MediaServiceMetadata" ma:readOnly="true">
-      <xsd:simpleType>
-        <xsd:restriction base="dms:Note"/>
-      </xsd:simpleType>
-    </xsd:element>
-    <xsd:element name="MediaServiceFastMetadata" ma:index="9" nillable="true" ma:displayName="MediaServiceFastMetadata" ma:hidden="true" ma:internalName="MediaServiceFastMetadata" ma:readOnly="true">
-      <xsd:simpleType>
-        <xsd:restriction base="dms:Note"/>
-      </xsd:simpleType>
-    </xsd:element>
-    <xsd:element name="MediaServiceOCR" ma:index="10" nillable="true" ma:displayName="MediaServiceOCR" ma:internalName="MediaServiceOCR" ma:readOnly="true">
-      <xsd:simpleType>
-        <xsd:restriction base="dms:Note">
-          <xsd:maxLength value="255"/>
-        </xsd:restriction>
-      </xsd:simpleType>
-    </xsd:element>
-    <xsd:element name="MediaServiceAutoTags" ma:index="11" nillable="true" ma:displayName="MediaServiceAutoTags" ma:internalName="MediaServiceAutoTags" ma:readOnly="true">
-      <xsd:simpleType>
-        <xsd:restriction base="dms:Text"/>
-      </xsd:simpleType>
-    </xsd:element>
-    <xsd:element name="MediaServiceEventHashCode" ma:index="12" nillable="true" ma:displayName="MediaServiceEventHashCode" ma:hidden="true" ma:internalName="MediaServiceEventHashCode" ma:readOnly="true">
-      <xsd:simpleType>
-        <xsd:restriction base="dms:Text"/>
-      </xsd:simpleType>
-    </xsd:element>
-    <xsd:element name="MediaServiceGenerationTime" ma:index="13" nillable="true" ma:displayName="MediaServiceGenerationTime" ma:hidden="true" ma:internalName="MediaServiceGenerationTime" ma:readOnly="true">
-      <xsd:simpleType>
-        <xsd:restriction base="dms:Text"/>
-      </xsd:simpleType>
-    </xsd:element>
-    <xsd:element name="MediaServiceAutoKeyPoints" ma:index="16" nillable="true" ma:displayName="MediaServiceAutoKeyPoints" ma:hidden="true" ma:internalName="MediaServiceAutoKeyPoints" ma:readOnly="true">
-      <xsd:simpleType>
-        <xsd:restriction base="dms:Note"/>
-      </xsd:simpleType>
-    </xsd:element>
-    <xsd:element name="MediaServiceKeyPoints" ma:index="17" nillable="true" ma:displayName="KeyPoints" ma:internalName="MediaServiceKeyPoints" ma:readOnly="false">
-      <xsd:simpleType>
-        <xsd:restriction base="dms:Note">
-          <xsd:maxLength value="255"/>
-        </xsd:restriction>
-      </xsd:simpleType>
-    </xsd:element>
-    <xsd:element name="MediaServiceDateTaken" ma:index="18" nillable="true" ma:displayName="MediaServiceDateTaken" ma:hidden="true" ma:internalName="MediaServiceDateTaken" ma:readOnly="true">
-      <xsd:simpleType>
-        <xsd:restriction base="dms:Text"/>
-      </xsd:simpleType>
-    </xsd:element>
-    <xsd:element name="Status" ma:index="19" nillable="true" ma:displayName="Status" ma:default="Not started" ma:format="Dropdown" ma:internalName="Status">
-      <xsd:simpleType>
-        <xsd:restriction base="dms:Choice">
-          <xsd:enumeration value="Not started"/>
-          <xsd:enumeration value="In Progress"/>
-          <xsd:enumeration value="Completed"/>
-        </xsd:restriction>
-      </xsd:simpleType>
-    </xsd:element>
-  </xsd:schema>
-  <xsd:schema xmlns:xsd="http://www.w3.org/2001/XMLSchema" xmlns:xs="http://www.w3.org/2001/XMLSchema" xmlns:dms="http://schemas.microsoft.com/office/2006/documentManagement/types" xmlns:pc="http://schemas.microsoft.com/office/infopath/2007/PartnerControls" targetNamespace="16c05727-aa75-4e4a-9b5f-8a80a1165891" elementFormDefault="qualified">
-    <xsd:import namespace="http://schemas.microsoft.com/office/2006/documentManagement/types"/>
-    <xsd:import namespace="http://schemas.microsoft.com/office/infopath/2007/PartnerControls"/>
-    <xsd:element name="SharedWithUsers" ma:index="14" nillable="true" ma:displayName="Shared With" ma:internalName="SharedWithUsers" ma:readOnly="true">
-      <xsd:complexType>
-        <xsd:complexContent>
-          <xsd:extension base="dms:UserMulti">
-            <xsd:sequence>
-              <xsd:element name="UserInfo" minOccurs="0" maxOccurs="unbounded">
-                <xsd:complexType>
-                  <xsd:sequence>
-                    <xsd:element name="DisplayName" type="xsd:string" minOccurs="0"/>
-                    <xsd:element name="AccountId" type="dms:UserId" minOccurs="0" nillable="true"/>
-                    <xsd:element name="AccountType" type="xsd:string" minOccurs="0"/>
-                  </xsd:sequence>
-                </xsd:complexType>
-              </xsd:element>
-            </xsd:sequence>
-          </xsd:extension>
-        </xsd:complexContent>
-      </xsd:complexType>
-    </xsd:element>
-    <xsd:element name="SharedWithDetails" ma:index="15" nillable="true" ma:displayName="Shared With Details" ma:internalName="SharedWithDetails" ma:readOnly="true">
-      <xsd:simpleType>
-        <xsd:restriction base="dms:Note">
-          <xsd:maxLength value="255"/>
-        </xsd:restriction>
-      </xsd:simpleType>
-    </xsd:element>
-  </xsd:schema>
-  <xsd:schema xmlns="http://schemas.openxmlformats.org/package/2006/metadata/core-properties" xmlns:xsd="http://www.w3.org/2001/XMLSchema" xmlns:xsi="http://www.w3.org/2001/XMLSchema-instance" xmlns:dc="http://purl.org/dc/elements/1.1/" xmlns:dcterms="http://purl.org/dc/terms/" xmlns:odoc="http://schemas.microsoft.com/internal/obd" targetNamespace="http://schemas.openxmlformats.org/package/2006/metadata/core-properties" elementFormDefault="qualified" attributeFormDefault="unqualified" blockDefault="#all">
-    <xsd:import namespace="http://purl.org/dc/elements/1.1/" schemaLocation="http://dublincore.org/schemas/xmls/qdc/2003/04/02/dc.xsd"/>
-    <xsd:import namespace="http://purl.org/dc/terms/" schemaLocation="http://dublincore.org/schemas/xmls/qdc/2003/04/02/dcterms.xsd"/>
-    <xsd:element name="coreProperties" type="CT_coreProperties"/>
-    <xsd:complexType name="CT_coreProperties">
-      <xsd:all>
-        <xsd:element ref="dc:creator" minOccurs="0" maxOccurs="1"/>
-        <xsd:element ref="dcterms:created" minOccurs="0" maxOccurs="1"/>
-        <xsd:element ref="dc:identifier" minOccurs="0" maxOccurs="1"/>
-        <xsd:element name="contentType" minOccurs="0" maxOccurs="1" type="xsd:string" ma:index="0" ma:displayName="Content Type"/>
-        <xsd:element ref="dc:title" minOccurs="0" maxOccurs="1" ma:index="4" ma:displayName="Title"/>
-        <xsd:element ref="dc:subject" minOccurs="0" maxOccurs="1"/>
-        <xsd:element ref="dc:description" minOccurs="0" maxOccurs="1"/>
-        <xsd:element name="keywords" minOccurs="0" maxOccurs="1" type="xsd:string"/>
-        <xsd:element ref="dc:language" minOccurs="0" maxOccurs="1"/>
-        <xsd:element name="category" minOccurs="0" maxOccurs="1" type="xsd:string"/>
-        <xsd:element name="version" minOccurs="0" maxOccurs="1" type="xsd:string"/>
-        <xsd:element name="revision" minOccurs="0" maxOccurs="1" type="xsd:string">
-          <xsd:annotation>
-            <xsd:documentation>
-                        This value indicates the number of saves or revisions. The application is responsible for updating this value after each revision.
-                    </xsd:documentation>
-          </xsd:annotation>
-        </xsd:element>
-        <xsd:element name="lastModifiedBy" minOccurs="0" maxOccurs="1" type="xsd:string"/>
-        <xsd:element ref="dcterms:modified" minOccurs="0" maxOccurs="1"/>
-        <xsd:element name="contentStatus" minOccurs="0" maxOccurs="1" type="xsd:string"/>
-      </xsd:all>
-    </xsd:complexType>
-  </xsd:schema>
-  <xs:schema xmlns:pc="http://schemas.microsoft.com/office/infopath/2007/PartnerControls" xmlns:xs="http://www.w3.org/2001/XMLSchema" targetNamespace="http://schemas.microsoft.com/office/infopath/2007/PartnerControls" elementFormDefault="qualified" attributeFormDefault="unqualified">
-    <xs:element name="Person">
-      <xs:complexType>
-        <xs:sequence>
-          <xs:element ref="pc:DisplayName" minOccurs="0"/>
-          <xs:element ref="pc:AccountId" minOccurs="0"/>
-          <xs:element ref="pc:AccountType" minOccurs="0"/>
-        </xs:sequence>
-      </xs:complexType>
-    </xs:element>
-    <xs:element name="DisplayName" type="xs:string"/>
-    <xs:element name="AccountId" type="xs:string"/>
-    <xs:element name="AccountType" type="xs:string"/>
-    <xs:element name="BDCAssociatedEntity">
-      <xs:complexType>
-        <xs:sequence>
-          <xs:element ref="pc:BDCEntity" minOccurs="0" maxOccurs="unbounded"/>
-        </xs:sequence>
-        <xs:attribute ref="pc:EntityNamespace"/>
-        <xs:attribute ref="pc:EntityName"/>
-        <xs:attribute ref="pc:SystemInstanceName"/>
-        <xs:attribute ref="pc:AssociationName"/>
-      </xs:complexType>
-    </xs:element>
-    <xs:attribute name="EntityNamespace" type="xs:string"/>
-    <xs:attribute name="EntityName" type="xs:string"/>
-    <xs:attribute name="SystemInstanceName" type="xs:string"/>
-    <xs:attribute name="AssociationName" type="xs:string"/>
-    <xs:element name="BDCEntity">
-      <xs:complexType>
-        <xs:sequence>
-          <xs:element ref="pc:EntityDisplayName" minOccurs="0"/>
-          <xs:element ref="pc:EntityInstanceReference" minOccurs="0"/>
-          <xs:element ref="pc:EntityId1" minOccurs="0"/>
-          <xs:element ref="pc:EntityId2" minOccurs="0"/>
-          <xs:element ref="pc:EntityId3" minOccurs="0"/>
-          <xs:element ref="pc:EntityId4" minOccurs="0"/>
-          <xs:element ref="pc:EntityId5" minOccurs="0"/>
-        </xs:sequence>
-      </xs:complexType>
-    </xs:element>
-    <xs:element name="EntityDisplayName" type="xs:string"/>
-    <xs:element name="EntityInstanceReference" type="xs:string"/>
-    <xs:element name="EntityId1" type="xs:string"/>
-    <xs:element name="EntityId2" type="xs:string"/>
-    <xs:element name="EntityId3" type="xs:string"/>
-    <xs:element name="EntityId4" type="xs:string"/>
-    <xs:element name="EntityId5" type="xs:string"/>
-    <xs:element name="Terms">
-      <xs:complexType>
-        <xs:sequence>
-          <xs:element ref="pc:TermInfo" minOccurs="0" maxOccurs="unbounded"/>
-        </xs:sequence>
-      </xs:complexType>
-    </xs:element>
-    <xs:element name="TermInfo">
-      <xs:complexType>
-        <xs:sequence>
-          <xs:element ref="pc:TermName" minOccurs="0"/>
-          <xs:element ref="pc:TermId" minOccurs="0"/>
-        </xs:sequence>
-      </xs:complexType>
-    </xs:element>
-    <xs:element name="TermName" type="xs:string"/>
-    <xs:element name="TermId" type="xs:string"/>
-  </xs:schema>
-</ct:contentTypeSchema>
-</file>
-
-<file path=customXml/item2.xml><?xml version="1.0" encoding="utf-8"?>
-<?mso-contentType ?>
-<FormTemplates xmlns="http://schemas.microsoft.com/sharepoint/v3/contenttype/forms">
-  <Display>DocumentLibraryForm</Display>
-  <Edit>DocumentLibraryForm</Edit>
-  <New>DocumentLibraryForm</New>
-</FormTemplates>
-</file>
-
-<file path=customXml/item3.xml><?xml version="1.0" encoding="utf-8"?>
-<p:properties xmlns:p="http://schemas.microsoft.com/office/2006/metadata/properties" xmlns:xsi="http://www.w3.org/2001/XMLSchema-instance" xmlns:pc="http://schemas.microsoft.com/office/infopath/2007/PartnerControls">
-  <documentManagement>
-    <Status xmlns="71af3243-3dd4-4a8d-8c0d-dd76da1f02a5">Not started</Status>
-    <MediaServiceKeyPoints xmlns="71af3243-3dd4-4a8d-8c0d-dd76da1f02a5" xsi:nil="true"/>
-  </documentManagement>
-</p:properties>
-</file>
-
-<file path=customXml/itemProps1.xml><?xml version="1.0" encoding="utf-8"?>
-<ds:datastoreItem xmlns:ds="http://schemas.openxmlformats.org/officeDocument/2006/customXml" ds:itemID="{029B8681-8F50-4F3F-BBF5-B7E3E45D9FA3}"/>
-</file>
-
-<file path=customXml/itemProps2.xml><?xml version="1.0" encoding="utf-8"?>
-<ds:datastoreItem xmlns:ds="http://schemas.openxmlformats.org/officeDocument/2006/customXml" ds:itemID="{041EC085-2D22-465C-AD46-BACEEFF05CED}"/>
-</file>
-
-<file path=customXml/itemProps3.xml><?xml version="1.0" encoding="utf-8"?>
-<ds:datastoreItem xmlns:ds="http://schemas.openxmlformats.org/officeDocument/2006/customXml" ds:itemID="{AF8BDCF3-2713-4740-9CF6-3D0E14202636}"/>
 </file>